--- a/Optimisations-tp3.docx
+++ b/Optimisations-tp3.docx
@@ -5,6 +5,9 @@
     <w:p>
       <w:r>
         <w:t xml:space="preserve">Vos noms : </w:t>
+      </w:r>
+      <w:r>
+        <w:t>Athanase Kpan</w:t>
       </w:r>
     </w:p>
     <w:p/>
@@ -48,7 +51,742 @@
           <w:tcPr>
             <w:tcW w:w="6367" w:type="dxa"/>
           </w:tcPr>
-          <w:p/>
+          <w:p>
+            <w:pPr>
+              <w:rPr>
+                <w:sz w:val="20"/>
+                <w:szCs w:val="20"/>
+              </w:rPr>
+            </w:pPr>
+            <w:r>
+              <w:rPr>
+                <w:sz w:val="20"/>
+                <w:szCs w:val="20"/>
+              </w:rPr>
+              <w:t xml:space="preserve">SELECT </w:t>
+            </w:r>
+          </w:p>
+          <w:p>
+            <w:pPr>
+              <w:rPr>
+                <w:sz w:val="20"/>
+                <w:szCs w:val="20"/>
+              </w:rPr>
+            </w:pPr>
+            <w:r>
+              <w:rPr>
+                <w:sz w:val="20"/>
+                <w:szCs w:val="20"/>
+              </w:rPr>
+              <w:t>(SELECT SUM(</w:t>
+            </w:r>
+            <w:proofErr w:type="spellStart"/>
+            <w:proofErr w:type="gramStart"/>
+            <w:r>
+              <w:rPr>
+                <w:sz w:val="20"/>
+                <w:szCs w:val="20"/>
+              </w:rPr>
+              <w:t>s.prix</w:t>
+            </w:r>
+            <w:proofErr w:type="spellEnd"/>
+            <w:proofErr w:type="gramEnd"/>
+            <w:r>
+              <w:rPr>
+                <w:sz w:val="20"/>
+                <w:szCs w:val="20"/>
+              </w:rPr>
+              <w:t>)</w:t>
+            </w:r>
+          </w:p>
+          <w:p>
+            <w:pPr>
+              <w:rPr>
+                <w:sz w:val="20"/>
+                <w:szCs w:val="20"/>
+              </w:rPr>
+            </w:pPr>
+            <w:r>
+              <w:rPr>
+                <w:sz w:val="20"/>
+                <w:szCs w:val="20"/>
+              </w:rPr>
+              <w:t>FROM RENDEZ_VOUS rdv</w:t>
+            </w:r>
+          </w:p>
+          <w:p>
+            <w:pPr>
+              <w:rPr>
+                <w:sz w:val="20"/>
+                <w:szCs w:val="20"/>
+              </w:rPr>
+            </w:pPr>
+            <w:r>
+              <w:rPr>
+                <w:sz w:val="20"/>
+                <w:szCs w:val="20"/>
+              </w:rPr>
+              <w:t xml:space="preserve">JOIN SERVICE s ON s.id = </w:t>
+            </w:r>
+            <w:proofErr w:type="spellStart"/>
+            <w:proofErr w:type="gramStart"/>
+            <w:r>
+              <w:rPr>
+                <w:sz w:val="20"/>
+                <w:szCs w:val="20"/>
+              </w:rPr>
+              <w:t>rdv.service</w:t>
+            </w:r>
+            <w:proofErr w:type="gramEnd"/>
+            <w:r>
+              <w:rPr>
+                <w:sz w:val="20"/>
+                <w:szCs w:val="20"/>
+              </w:rPr>
+              <w:t>_id</w:t>
+            </w:r>
+            <w:proofErr w:type="spellEnd"/>
+          </w:p>
+          <w:p>
+            <w:pPr>
+              <w:rPr>
+                <w:sz w:val="20"/>
+                <w:szCs w:val="20"/>
+              </w:rPr>
+            </w:pPr>
+            <w:r>
+              <w:rPr>
+                <w:sz w:val="20"/>
+                <w:szCs w:val="20"/>
+              </w:rPr>
+              <w:t xml:space="preserve">WHERE </w:t>
+            </w:r>
+            <w:proofErr w:type="gramStart"/>
+            <w:r>
+              <w:rPr>
+                <w:sz w:val="20"/>
+                <w:szCs w:val="20"/>
+              </w:rPr>
+              <w:t>EXTRACT(</w:t>
+            </w:r>
+            <w:proofErr w:type="gramEnd"/>
+            <w:r>
+              <w:rPr>
+                <w:sz w:val="20"/>
+                <w:szCs w:val="20"/>
+              </w:rPr>
+              <w:t xml:space="preserve">YEAR FROM </w:t>
+            </w:r>
+            <w:proofErr w:type="spellStart"/>
+            <w:proofErr w:type="gramStart"/>
+            <w:r>
+              <w:rPr>
+                <w:sz w:val="20"/>
+                <w:szCs w:val="20"/>
+              </w:rPr>
+              <w:t>rdv.date</w:t>
+            </w:r>
+            <w:proofErr w:type="gramEnd"/>
+            <w:r>
+              <w:rPr>
+                <w:sz w:val="20"/>
+                <w:szCs w:val="20"/>
+              </w:rPr>
+              <w:t>_rdv</w:t>
+            </w:r>
+            <w:proofErr w:type="spellEnd"/>
+            <w:r>
+              <w:rPr>
+                <w:sz w:val="20"/>
+                <w:szCs w:val="20"/>
+              </w:rPr>
+              <w:t xml:space="preserve">) = </w:t>
+            </w:r>
+            <w:proofErr w:type="gramStart"/>
+            <w:r>
+              <w:rPr>
+                <w:sz w:val="20"/>
+                <w:szCs w:val="20"/>
+              </w:rPr>
+              <w:t>2026 )</w:t>
+            </w:r>
+            <w:proofErr w:type="gramEnd"/>
+            <w:r>
+              <w:rPr>
+                <w:sz w:val="20"/>
+                <w:szCs w:val="20"/>
+              </w:rPr>
+              <w:t xml:space="preserve"> AS "TOTAL REVNUS",</w:t>
+            </w:r>
+          </w:p>
+          <w:p>
+            <w:pPr>
+              <w:rPr>
+                <w:sz w:val="20"/>
+                <w:szCs w:val="20"/>
+              </w:rPr>
+            </w:pPr>
+            <w:r>
+              <w:rPr>
+                <w:sz w:val="20"/>
+                <w:szCs w:val="20"/>
+              </w:rPr>
+              <w:t>(SELECT nom FROM (</w:t>
+            </w:r>
+          </w:p>
+          <w:p>
+            <w:pPr>
+              <w:rPr>
+                <w:sz w:val="20"/>
+                <w:szCs w:val="20"/>
+              </w:rPr>
+            </w:pPr>
+            <w:r>
+              <w:rPr>
+                <w:sz w:val="20"/>
+                <w:szCs w:val="20"/>
+              </w:rPr>
+              <w:t xml:space="preserve">SELECT </w:t>
+            </w:r>
+            <w:proofErr w:type="spellStart"/>
+            <w:r>
+              <w:rPr>
+                <w:sz w:val="20"/>
+                <w:szCs w:val="20"/>
+              </w:rPr>
+              <w:t>s.nom</w:t>
+            </w:r>
+            <w:proofErr w:type="spellEnd"/>
+          </w:p>
+          <w:p>
+            <w:pPr>
+              <w:rPr>
+                <w:sz w:val="20"/>
+                <w:szCs w:val="20"/>
+              </w:rPr>
+            </w:pPr>
+            <w:r>
+              <w:rPr>
+                <w:sz w:val="20"/>
+                <w:szCs w:val="20"/>
+              </w:rPr>
+              <w:t xml:space="preserve">FROM SERVICE s </w:t>
+            </w:r>
+          </w:p>
+          <w:p>
+            <w:pPr>
+              <w:rPr>
+                <w:sz w:val="20"/>
+                <w:szCs w:val="20"/>
+              </w:rPr>
+            </w:pPr>
+            <w:r>
+              <w:rPr>
+                <w:sz w:val="20"/>
+                <w:szCs w:val="20"/>
+              </w:rPr>
+              <w:t xml:space="preserve">JOIN RENDEZ_VOUS rdv ON </w:t>
+            </w:r>
+            <w:proofErr w:type="spellStart"/>
+            <w:proofErr w:type="gramStart"/>
+            <w:r>
+              <w:rPr>
+                <w:sz w:val="20"/>
+                <w:szCs w:val="20"/>
+              </w:rPr>
+              <w:t>rdv.service</w:t>
+            </w:r>
+            <w:proofErr w:type="gramEnd"/>
+            <w:r>
+              <w:rPr>
+                <w:sz w:val="20"/>
+                <w:szCs w:val="20"/>
+              </w:rPr>
+              <w:t>_id</w:t>
+            </w:r>
+            <w:proofErr w:type="spellEnd"/>
+            <w:r>
+              <w:rPr>
+                <w:sz w:val="20"/>
+                <w:szCs w:val="20"/>
+              </w:rPr>
+              <w:t xml:space="preserve"> = s.id</w:t>
+            </w:r>
+          </w:p>
+          <w:p>
+            <w:pPr>
+              <w:rPr>
+                <w:sz w:val="20"/>
+                <w:szCs w:val="20"/>
+              </w:rPr>
+            </w:pPr>
+            <w:r>
+              <w:rPr>
+                <w:sz w:val="20"/>
+                <w:szCs w:val="20"/>
+              </w:rPr>
+              <w:t xml:space="preserve">WHERE </w:t>
+            </w:r>
+            <w:proofErr w:type="gramStart"/>
+            <w:r>
+              <w:rPr>
+                <w:sz w:val="20"/>
+                <w:szCs w:val="20"/>
+              </w:rPr>
+              <w:t>EXTRACT(</w:t>
+            </w:r>
+            <w:proofErr w:type="gramEnd"/>
+            <w:r>
+              <w:rPr>
+                <w:sz w:val="20"/>
+                <w:szCs w:val="20"/>
+              </w:rPr>
+              <w:t xml:space="preserve">YEAR FROM </w:t>
+            </w:r>
+            <w:proofErr w:type="spellStart"/>
+            <w:proofErr w:type="gramStart"/>
+            <w:r>
+              <w:rPr>
+                <w:sz w:val="20"/>
+                <w:szCs w:val="20"/>
+              </w:rPr>
+              <w:t>rdv.date</w:t>
+            </w:r>
+            <w:proofErr w:type="gramEnd"/>
+            <w:r>
+              <w:rPr>
+                <w:sz w:val="20"/>
+                <w:szCs w:val="20"/>
+              </w:rPr>
+              <w:t>_rdv</w:t>
+            </w:r>
+            <w:proofErr w:type="spellEnd"/>
+            <w:r>
+              <w:rPr>
+                <w:sz w:val="20"/>
+                <w:szCs w:val="20"/>
+              </w:rPr>
+              <w:t>) = 2026</w:t>
+            </w:r>
+          </w:p>
+          <w:p>
+            <w:pPr>
+              <w:rPr>
+                <w:sz w:val="20"/>
+                <w:szCs w:val="20"/>
+              </w:rPr>
+            </w:pPr>
+            <w:r>
+              <w:rPr>
+                <w:sz w:val="20"/>
+                <w:szCs w:val="20"/>
+              </w:rPr>
+              <w:t xml:space="preserve">GROUP BY </w:t>
+            </w:r>
+            <w:proofErr w:type="spellStart"/>
+            <w:r>
+              <w:rPr>
+                <w:sz w:val="20"/>
+                <w:szCs w:val="20"/>
+              </w:rPr>
+              <w:t>s.nom</w:t>
+            </w:r>
+            <w:proofErr w:type="spellEnd"/>
+          </w:p>
+          <w:p>
+            <w:pPr>
+              <w:rPr>
+                <w:sz w:val="20"/>
+                <w:szCs w:val="20"/>
+              </w:rPr>
+            </w:pPr>
+            <w:r>
+              <w:rPr>
+                <w:sz w:val="20"/>
+                <w:szCs w:val="20"/>
+              </w:rPr>
+              <w:t>ORDER BY SUM(</w:t>
+            </w:r>
+            <w:proofErr w:type="spellStart"/>
+            <w:proofErr w:type="gramStart"/>
+            <w:r>
+              <w:rPr>
+                <w:sz w:val="20"/>
+                <w:szCs w:val="20"/>
+              </w:rPr>
+              <w:t>S.prix</w:t>
+            </w:r>
+            <w:proofErr w:type="spellEnd"/>
+            <w:proofErr w:type="gramEnd"/>
+            <w:r>
+              <w:rPr>
+                <w:sz w:val="20"/>
+                <w:szCs w:val="20"/>
+              </w:rPr>
+              <w:t xml:space="preserve">) DESC) WHERE ROWNUM = </w:t>
+            </w:r>
+            <w:proofErr w:type="gramStart"/>
+            <w:r>
+              <w:rPr>
+                <w:sz w:val="20"/>
+                <w:szCs w:val="20"/>
+              </w:rPr>
+              <w:t>1 )</w:t>
+            </w:r>
+            <w:proofErr w:type="gramEnd"/>
+            <w:r>
+              <w:rPr>
+                <w:sz w:val="20"/>
+                <w:szCs w:val="20"/>
+              </w:rPr>
+              <w:t xml:space="preserve"> AS "TOP SERVICE",</w:t>
+            </w:r>
+          </w:p>
+          <w:p>
+            <w:pPr>
+              <w:rPr>
+                <w:sz w:val="20"/>
+                <w:szCs w:val="20"/>
+              </w:rPr>
+            </w:pPr>
+            <w:r>
+              <w:rPr>
+                <w:sz w:val="20"/>
+                <w:szCs w:val="20"/>
+              </w:rPr>
+              <w:t xml:space="preserve">(SELECT </w:t>
+            </w:r>
+            <w:proofErr w:type="spellStart"/>
+            <w:r>
+              <w:rPr>
+                <w:sz w:val="20"/>
+                <w:szCs w:val="20"/>
+              </w:rPr>
+              <w:t>nom_complet</w:t>
+            </w:r>
+            <w:proofErr w:type="spellEnd"/>
+            <w:r>
+              <w:rPr>
+                <w:sz w:val="20"/>
+                <w:szCs w:val="20"/>
+              </w:rPr>
+              <w:t xml:space="preserve"> FROM (</w:t>
+            </w:r>
+          </w:p>
+          <w:p>
+            <w:pPr>
+              <w:rPr>
+                <w:sz w:val="20"/>
+                <w:szCs w:val="20"/>
+              </w:rPr>
+            </w:pPr>
+            <w:r>
+              <w:rPr>
+                <w:sz w:val="20"/>
+                <w:szCs w:val="20"/>
+              </w:rPr>
+              <w:t xml:space="preserve">SELECT </w:t>
+            </w:r>
+            <w:proofErr w:type="spellStart"/>
+            <w:proofErr w:type="gramStart"/>
+            <w:r>
+              <w:rPr>
+                <w:sz w:val="20"/>
+                <w:szCs w:val="20"/>
+              </w:rPr>
+              <w:t>i.prenom</w:t>
+            </w:r>
+            <w:proofErr w:type="spellEnd"/>
+            <w:proofErr w:type="gramEnd"/>
+            <w:r>
+              <w:rPr>
+                <w:sz w:val="20"/>
+                <w:szCs w:val="20"/>
+              </w:rPr>
+              <w:t xml:space="preserve"> || ' ' || </w:t>
+            </w:r>
+            <w:proofErr w:type="spellStart"/>
+            <w:r>
+              <w:rPr>
+                <w:sz w:val="20"/>
+                <w:szCs w:val="20"/>
+              </w:rPr>
+              <w:t>i.nom</w:t>
+            </w:r>
+            <w:proofErr w:type="spellEnd"/>
+            <w:r>
+              <w:rPr>
+                <w:sz w:val="20"/>
+                <w:szCs w:val="20"/>
+              </w:rPr>
+              <w:t xml:space="preserve"> AS </w:t>
+            </w:r>
+            <w:proofErr w:type="spellStart"/>
+            <w:r>
+              <w:rPr>
+                <w:sz w:val="20"/>
+                <w:szCs w:val="20"/>
+              </w:rPr>
+              <w:t>nom_complet</w:t>
+            </w:r>
+            <w:proofErr w:type="spellEnd"/>
+          </w:p>
+          <w:p>
+            <w:pPr>
+              <w:rPr>
+                <w:sz w:val="20"/>
+                <w:szCs w:val="20"/>
+              </w:rPr>
+            </w:pPr>
+            <w:r>
+              <w:rPr>
+                <w:sz w:val="20"/>
+                <w:szCs w:val="20"/>
+              </w:rPr>
+              <w:t>FROM INFIRMIERE i</w:t>
+            </w:r>
+          </w:p>
+          <w:p>
+            <w:pPr>
+              <w:rPr>
+                <w:sz w:val="20"/>
+                <w:szCs w:val="20"/>
+              </w:rPr>
+            </w:pPr>
+            <w:r>
+              <w:rPr>
+                <w:sz w:val="20"/>
+                <w:szCs w:val="20"/>
+              </w:rPr>
+              <w:t xml:space="preserve">JOIN RENDEZ_VOUS rdv ON i.id = </w:t>
+            </w:r>
+            <w:proofErr w:type="spellStart"/>
+            <w:proofErr w:type="gramStart"/>
+            <w:r>
+              <w:rPr>
+                <w:sz w:val="20"/>
+                <w:szCs w:val="20"/>
+              </w:rPr>
+              <w:t>rdv.infirmiere</w:t>
+            </w:r>
+            <w:proofErr w:type="gramEnd"/>
+            <w:r>
+              <w:rPr>
+                <w:sz w:val="20"/>
+                <w:szCs w:val="20"/>
+              </w:rPr>
+              <w:t>_id</w:t>
+            </w:r>
+            <w:proofErr w:type="spellEnd"/>
+          </w:p>
+          <w:p>
+            <w:pPr>
+              <w:rPr>
+                <w:sz w:val="20"/>
+                <w:szCs w:val="20"/>
+              </w:rPr>
+            </w:pPr>
+            <w:r>
+              <w:rPr>
+                <w:sz w:val="20"/>
+                <w:szCs w:val="20"/>
+              </w:rPr>
+              <w:t xml:space="preserve">JOIN SERVICE </w:t>
+            </w:r>
+            <w:proofErr w:type="spellStart"/>
+            <w:r>
+              <w:rPr>
+                <w:sz w:val="20"/>
+                <w:szCs w:val="20"/>
+              </w:rPr>
+              <w:t>s on</w:t>
+            </w:r>
+            <w:proofErr w:type="spellEnd"/>
+            <w:r>
+              <w:rPr>
+                <w:sz w:val="20"/>
+                <w:szCs w:val="20"/>
+              </w:rPr>
+              <w:t xml:space="preserve"> </w:t>
+            </w:r>
+            <w:proofErr w:type="spellStart"/>
+            <w:proofErr w:type="gramStart"/>
+            <w:r>
+              <w:rPr>
+                <w:sz w:val="20"/>
+                <w:szCs w:val="20"/>
+              </w:rPr>
+              <w:t>rdv.service</w:t>
+            </w:r>
+            <w:proofErr w:type="gramEnd"/>
+            <w:r>
+              <w:rPr>
+                <w:sz w:val="20"/>
+                <w:szCs w:val="20"/>
+              </w:rPr>
+              <w:t>_id</w:t>
+            </w:r>
+            <w:proofErr w:type="spellEnd"/>
+            <w:r>
+              <w:rPr>
+                <w:sz w:val="20"/>
+                <w:szCs w:val="20"/>
+              </w:rPr>
+              <w:t xml:space="preserve"> = s.id</w:t>
+            </w:r>
+          </w:p>
+          <w:p>
+            <w:pPr>
+              <w:rPr>
+                <w:sz w:val="20"/>
+                <w:szCs w:val="20"/>
+              </w:rPr>
+            </w:pPr>
+            <w:r>
+              <w:rPr>
+                <w:sz w:val="20"/>
+                <w:szCs w:val="20"/>
+              </w:rPr>
+              <w:t xml:space="preserve">WHERE </w:t>
+            </w:r>
+            <w:proofErr w:type="gramStart"/>
+            <w:r>
+              <w:rPr>
+                <w:sz w:val="20"/>
+                <w:szCs w:val="20"/>
+              </w:rPr>
+              <w:t>EXTRACT(</w:t>
+            </w:r>
+            <w:proofErr w:type="gramEnd"/>
+            <w:r>
+              <w:rPr>
+                <w:sz w:val="20"/>
+                <w:szCs w:val="20"/>
+              </w:rPr>
+              <w:t xml:space="preserve">YEAR FROM </w:t>
+            </w:r>
+            <w:proofErr w:type="spellStart"/>
+            <w:proofErr w:type="gramStart"/>
+            <w:r>
+              <w:rPr>
+                <w:sz w:val="20"/>
+                <w:szCs w:val="20"/>
+              </w:rPr>
+              <w:t>rdv.date</w:t>
+            </w:r>
+            <w:proofErr w:type="gramEnd"/>
+            <w:r>
+              <w:rPr>
+                <w:sz w:val="20"/>
+                <w:szCs w:val="20"/>
+              </w:rPr>
+              <w:t>_rdv</w:t>
+            </w:r>
+            <w:proofErr w:type="spellEnd"/>
+            <w:r>
+              <w:rPr>
+                <w:sz w:val="20"/>
+                <w:szCs w:val="20"/>
+              </w:rPr>
+              <w:t>) = 2026</w:t>
+            </w:r>
+          </w:p>
+          <w:p>
+            <w:pPr>
+              <w:rPr>
+                <w:sz w:val="20"/>
+                <w:szCs w:val="20"/>
+              </w:rPr>
+            </w:pPr>
+            <w:r>
+              <w:rPr>
+                <w:sz w:val="20"/>
+                <w:szCs w:val="20"/>
+              </w:rPr>
+              <w:t xml:space="preserve">GROUP BY </w:t>
+            </w:r>
+            <w:proofErr w:type="spellStart"/>
+            <w:proofErr w:type="gramStart"/>
+            <w:r>
+              <w:rPr>
+                <w:sz w:val="20"/>
+                <w:szCs w:val="20"/>
+              </w:rPr>
+              <w:t>i.nom,i</w:t>
+            </w:r>
+            <w:proofErr w:type="gramEnd"/>
+            <w:r>
+              <w:rPr>
+                <w:sz w:val="20"/>
+                <w:szCs w:val="20"/>
+              </w:rPr>
+              <w:t>.prenom</w:t>
+            </w:r>
+            <w:proofErr w:type="spellEnd"/>
+          </w:p>
+          <w:p>
+            <w:pPr>
+              <w:rPr>
+                <w:sz w:val="20"/>
+                <w:szCs w:val="20"/>
+              </w:rPr>
+            </w:pPr>
+            <w:r>
+              <w:rPr>
+                <w:sz w:val="20"/>
+                <w:szCs w:val="20"/>
+              </w:rPr>
+              <w:t>ORDER BY SUM(</w:t>
+            </w:r>
+            <w:proofErr w:type="spellStart"/>
+            <w:proofErr w:type="gramStart"/>
+            <w:r>
+              <w:rPr>
+                <w:sz w:val="20"/>
+                <w:szCs w:val="20"/>
+              </w:rPr>
+              <w:t>s.prix</w:t>
+            </w:r>
+            <w:proofErr w:type="spellEnd"/>
+            <w:proofErr w:type="gramEnd"/>
+            <w:r>
+              <w:rPr>
+                <w:sz w:val="20"/>
+                <w:szCs w:val="20"/>
+              </w:rPr>
+              <w:t>) DESC</w:t>
+            </w:r>
+          </w:p>
+          <w:p>
+            <w:pPr>
+              <w:rPr>
+                <w:sz w:val="20"/>
+                <w:szCs w:val="20"/>
+              </w:rPr>
+            </w:pPr>
+            <w:r>
+              <w:rPr>
+                <w:sz w:val="20"/>
+                <w:szCs w:val="20"/>
+              </w:rPr>
+              <w:t>) WHERE ROWNUM = 1) AS "TOP INFIRMIERE"</w:t>
+            </w:r>
+          </w:p>
+          <w:p>
+            <w:pPr>
+              <w:rPr>
+                <w:sz w:val="20"/>
+                <w:szCs w:val="20"/>
+              </w:rPr>
+            </w:pPr>
+            <w:r>
+              <w:rPr>
+                <w:sz w:val="20"/>
+                <w:szCs w:val="20"/>
+              </w:rPr>
+              <w:t>FROM DUAL;</w:t>
+            </w:r>
+          </w:p>
         </w:tc>
       </w:tr>
       <w:tr>
@@ -76,7 +814,45 @@
           <w:tcPr>
             <w:tcW w:w="6367" w:type="dxa"/>
           </w:tcPr>
-          <w:p/>
+          <w:p>
+            <w:r>
+              <w:drawing>
+                <wp:inline distT="0" distB="0" distL="0" distR="0" wp14:anchorId="7CD7B41E" wp14:editId="1DE9DBFF">
+                  <wp:extent cx="3772535" cy="2076062"/>
+                  <wp:effectExtent l="0" t="0" r="0" b="635"/>
+                  <wp:docPr id="1207881103" name="Image 1"/>
+                  <wp:cNvGraphicFramePr>
+                    <a:graphicFrameLocks xmlns:a="http://schemas.openxmlformats.org/drawingml/2006/main" noChangeAspect="1"/>
+                  </wp:cNvGraphicFramePr>
+                  <a:graphic xmlns:a="http://schemas.openxmlformats.org/drawingml/2006/main">
+                    <a:graphicData uri="http://schemas.openxmlformats.org/drawingml/2006/picture">
+                      <pic:pic xmlns:pic="http://schemas.openxmlformats.org/drawingml/2006/picture">
+                        <pic:nvPicPr>
+                          <pic:cNvPr id="1207881103" name=""/>
+                          <pic:cNvPicPr/>
+                        </pic:nvPicPr>
+                        <pic:blipFill>
+                          <a:blip r:embed="rId10"/>
+                          <a:stretch>
+                            <a:fillRect/>
+                          </a:stretch>
+                        </pic:blipFill>
+                        <pic:spPr>
+                          <a:xfrm>
+                            <a:off x="0" y="0"/>
+                            <a:ext cx="3848650" cy="2117949"/>
+                          </a:xfrm>
+                          <a:prstGeom prst="rect">
+                            <a:avLst/>
+                          </a:prstGeom>
+                        </pic:spPr>
+                      </pic:pic>
+                    </a:graphicData>
+                  </a:graphic>
+                </wp:inline>
+              </w:drawing>
+            </w:r>
+          </w:p>
         </w:tc>
       </w:tr>
       <w:tr>
@@ -104,7 +880,85 @@
           <w:tcPr>
             <w:tcW w:w="6367" w:type="dxa"/>
           </w:tcPr>
-          <w:p/>
+          <w:p>
+            <w:pPr>
+              <w:pStyle w:val="Paragraphedeliste"/>
+              <w:numPr>
+                <w:ilvl w:val="0"/>
+                <w:numId w:val="1"/>
+              </w:numPr>
+              <w:rPr>
+                <w:sz w:val="20"/>
+                <w:szCs w:val="20"/>
+              </w:rPr>
+            </w:pPr>
+            <w:r>
+              <w:rPr>
+                <w:b/>
+                <w:bCs/>
+                <w:sz w:val="20"/>
+                <w:szCs w:val="20"/>
+              </w:rPr>
+              <w:t>Scans répétés :</w:t>
+            </w:r>
+            <w:r>
+              <w:rPr>
+                <w:sz w:val="20"/>
+                <w:szCs w:val="20"/>
+              </w:rPr>
+              <w:t xml:space="preserve"> La table RENDEZ_VOUS est lue intégralement </w:t>
+            </w:r>
+            <w:r>
+              <w:rPr>
+                <w:b/>
+                <w:bCs/>
+                <w:sz w:val="20"/>
+                <w:szCs w:val="20"/>
+              </w:rPr>
+              <w:t>3 fois</w:t>
+            </w:r>
+            <w:r>
+              <w:rPr>
+                <w:sz w:val="20"/>
+                <w:szCs w:val="20"/>
+              </w:rPr>
+              <w:t xml:space="preserve"> (une fois pour chaque sous-requête), ce qui multiplie inutilement le coût.</w:t>
+            </w:r>
+          </w:p>
+          <w:p>
+            <w:pPr>
+              <w:pStyle w:val="Paragraphedeliste"/>
+            </w:pPr>
+          </w:p>
+          <w:p>
+            <w:pPr>
+              <w:pStyle w:val="Paragraphedeliste"/>
+              <w:numPr>
+                <w:ilvl w:val="0"/>
+                <w:numId w:val="1"/>
+              </w:numPr>
+              <w:rPr>
+                <w:sz w:val="20"/>
+                <w:szCs w:val="20"/>
+              </w:rPr>
+            </w:pPr>
+            <w:r>
+              <w:rPr>
+                <w:b/>
+                <w:bCs/>
+                <w:sz w:val="20"/>
+                <w:szCs w:val="20"/>
+              </w:rPr>
+              <w:t>TABLE ACCESS FULL :</w:t>
+            </w:r>
+            <w:r>
+              <w:rPr>
+                <w:sz w:val="20"/>
+                <w:szCs w:val="20"/>
+              </w:rPr>
+              <w:t xml:space="preserve"> On voit des "FULL" partout sur RENDEZ_VOUS. L'index n'est pas utilisé car la fonction EXTRACT sur la colonne DATE_RDV force Oracle à lire toute la table pour calculer l'année de chaque ligne.</w:t>
+            </w:r>
+          </w:p>
         </w:tc>
       </w:tr>
       <w:tr>
@@ -124,14 +978,7 @@
                 <w:sz w:val="20"/>
                 <w:szCs w:val="20"/>
               </w:rPr>
-              <w:t xml:space="preserve">  Essaie o</w:t>
-            </w:r>
-            <w:r>
-              <w:rPr>
-                <w:sz w:val="20"/>
-                <w:szCs w:val="20"/>
-              </w:rPr>
-              <w:t>ptimisation 1</w:t>
+              <w:t xml:space="preserve">  Essaie optimisation 1</w:t>
             </w:r>
           </w:p>
         </w:tc>
@@ -139,7 +986,144 @@
           <w:tcPr>
             <w:tcW w:w="6367" w:type="dxa"/>
           </w:tcPr>
-          <w:p/>
+          <w:p>
+            <w:pPr>
+              <w:rPr>
+                <w:sz w:val="20"/>
+                <w:szCs w:val="20"/>
+              </w:rPr>
+            </w:pPr>
+            <w:r>
+              <w:rPr>
+                <w:b/>
+                <w:bCs/>
+                <w:sz w:val="20"/>
+                <w:szCs w:val="20"/>
+              </w:rPr>
+              <w:t>Création d'un index basé sur une fonction (</w:t>
+            </w:r>
+            <w:proofErr w:type="spellStart"/>
+            <w:r>
+              <w:rPr>
+                <w:b/>
+                <w:bCs/>
+                <w:sz w:val="20"/>
+                <w:szCs w:val="20"/>
+              </w:rPr>
+              <w:t>Function</w:t>
+            </w:r>
+            <w:proofErr w:type="spellEnd"/>
+            <w:r>
+              <w:rPr>
+                <w:b/>
+                <w:bCs/>
+                <w:sz w:val="20"/>
+                <w:szCs w:val="20"/>
+              </w:rPr>
+              <w:t>-Based Index).</w:t>
+            </w:r>
+          </w:p>
+          <w:p>
+            <w:pPr>
+              <w:rPr>
+                <w:sz w:val="20"/>
+                <w:szCs w:val="20"/>
+              </w:rPr>
+            </w:pPr>
+            <w:r>
+              <w:rPr>
+                <w:sz w:val="20"/>
+                <w:szCs w:val="20"/>
+              </w:rPr>
+              <w:lastRenderedPageBreak/>
+              <w:br/>
+            </w:r>
+          </w:p>
+          <w:p>
+            <w:pPr>
+              <w:rPr>
+                <w:sz w:val="20"/>
+                <w:szCs w:val="20"/>
+              </w:rPr>
+            </w:pPr>
+            <w:r>
+              <w:rPr>
+                <w:sz w:val="20"/>
+                <w:szCs w:val="20"/>
+              </w:rPr>
+              <w:t xml:space="preserve">Puisque la requête filtre toujours par année, on crée un index </w:t>
+            </w:r>
+            <w:proofErr w:type="spellStart"/>
+            <w:r>
+              <w:rPr>
+                <w:sz w:val="20"/>
+                <w:szCs w:val="20"/>
+              </w:rPr>
+              <w:t>pré-calculé</w:t>
+            </w:r>
+            <w:proofErr w:type="spellEnd"/>
+            <w:r>
+              <w:rPr>
+                <w:sz w:val="20"/>
+                <w:szCs w:val="20"/>
+              </w:rPr>
+              <w:t xml:space="preserve"> sur l'année de la date de rendez-vous pour transformer les "Full Scan" en "Index Range Scan".</w:t>
+            </w:r>
+          </w:p>
+          <w:p>
+            <w:pPr>
+              <w:rPr>
+                <w:sz w:val="20"/>
+                <w:szCs w:val="20"/>
+              </w:rPr>
+            </w:pPr>
+          </w:p>
+          <w:p>
+            <w:r>
+              <w:rPr>
+                <w:sz w:val="20"/>
+                <w:szCs w:val="20"/>
+                <w:highlight w:val="lightGray"/>
+              </w:rPr>
+              <w:t xml:space="preserve">CREATE INDEX </w:t>
+            </w:r>
+            <w:proofErr w:type="spellStart"/>
+            <w:r>
+              <w:rPr>
+                <w:sz w:val="20"/>
+                <w:szCs w:val="20"/>
+                <w:highlight w:val="lightGray"/>
+              </w:rPr>
+              <w:t>idx_rdv_annee_func</w:t>
+            </w:r>
+            <w:proofErr w:type="spellEnd"/>
+            <w:r>
+              <w:rPr>
+                <w:sz w:val="20"/>
+                <w:szCs w:val="20"/>
+                <w:highlight w:val="lightGray"/>
+              </w:rPr>
+              <w:t xml:space="preserve"> ON RENDEZ_</w:t>
+            </w:r>
+            <w:proofErr w:type="gramStart"/>
+            <w:r>
+              <w:rPr>
+                <w:sz w:val="20"/>
+                <w:szCs w:val="20"/>
+                <w:highlight w:val="lightGray"/>
+              </w:rPr>
+              <w:t>VOUS(EXTRACT(</w:t>
+            </w:r>
+            <w:proofErr w:type="gramEnd"/>
+            <w:r>
+              <w:rPr>
+                <w:sz w:val="20"/>
+                <w:szCs w:val="20"/>
+                <w:highlight w:val="lightGray"/>
+              </w:rPr>
+              <w:t>YEAR FROM DATE_RDV));</w:t>
+            </w:r>
+          </w:p>
         </w:tc>
       </w:tr>
       <w:tr>
@@ -159,14 +1143,8 @@
                 <w:sz w:val="20"/>
                 <w:szCs w:val="20"/>
               </w:rPr>
-              <w:t xml:space="preserve">  </w:t>
-            </w:r>
-            <w:r>
-              <w:rPr>
-                <w:sz w:val="20"/>
-                <w:szCs w:val="20"/>
-              </w:rPr>
-              <w:t>Plan de traitement</w:t>
+              <w:lastRenderedPageBreak/>
+              <w:t xml:space="preserve">  Plan de traitement</w:t>
             </w:r>
           </w:p>
         </w:tc>
@@ -174,7 +1152,45 @@
           <w:tcPr>
             <w:tcW w:w="6367" w:type="dxa"/>
           </w:tcPr>
-          <w:p/>
+          <w:p>
+            <w:r>
+              <w:drawing>
+                <wp:inline distT="0" distB="0" distL="0" distR="0" wp14:anchorId="081DB609" wp14:editId="1DBF13DF">
+                  <wp:extent cx="3656836" cy="1947545"/>
+                  <wp:effectExtent l="0" t="0" r="1270" b="0"/>
+                  <wp:docPr id="1849908288" name="Image 1"/>
+                  <wp:cNvGraphicFramePr>
+                    <a:graphicFrameLocks xmlns:a="http://schemas.openxmlformats.org/drawingml/2006/main" noChangeAspect="1"/>
+                  </wp:cNvGraphicFramePr>
+                  <a:graphic xmlns:a="http://schemas.openxmlformats.org/drawingml/2006/main">
+                    <a:graphicData uri="http://schemas.openxmlformats.org/drawingml/2006/picture">
+                      <pic:pic xmlns:pic="http://schemas.openxmlformats.org/drawingml/2006/picture">
+                        <pic:nvPicPr>
+                          <pic:cNvPr id="1849908288" name=""/>
+                          <pic:cNvPicPr/>
+                        </pic:nvPicPr>
+                        <pic:blipFill>
+                          <a:blip r:embed="rId11"/>
+                          <a:stretch>
+                            <a:fillRect/>
+                          </a:stretch>
+                        </pic:blipFill>
+                        <pic:spPr>
+                          <a:xfrm>
+                            <a:off x="0" y="0"/>
+                            <a:ext cx="3683762" cy="1961885"/>
+                          </a:xfrm>
+                          <a:prstGeom prst="rect">
+                            <a:avLst/>
+                          </a:prstGeom>
+                        </pic:spPr>
+                      </pic:pic>
+                    </a:graphicData>
+                  </a:graphic>
+                </wp:inline>
+              </w:drawing>
+            </w:r>
+          </w:p>
         </w:tc>
       </w:tr>
       <w:tr>
@@ -216,7 +1232,21 @@
           <w:tcPr>
             <w:tcW w:w="6367" w:type="dxa"/>
           </w:tcPr>
-          <w:p/>
+          <w:p>
+            <w:pPr>
+              <w:rPr>
+                <w:sz w:val="20"/>
+                <w:szCs w:val="20"/>
+              </w:rPr>
+            </w:pPr>
+            <w:r>
+              <w:rPr>
+                <w:sz w:val="20"/>
+                <w:szCs w:val="20"/>
+              </w:rPr>
+              <w:t>Le coût a augmenté (de 87 à 207). Bien que l'opération utilise maintenant l'index (INDEX RANGE SCAN), le volume de données à récupérer (50% de la table) rend l'accès par ROWID plus lourd qu'un scan complet</w:t>
+            </w:r>
+          </w:p>
         </w:tc>
       </w:tr>
       <w:tr>
@@ -251,7 +1281,121 @@
           <w:tcPr>
             <w:tcW w:w="6367" w:type="dxa"/>
           </w:tcPr>
-          <w:p/>
+          <w:p>
+            <w:pPr>
+              <w:rPr>
+                <w:sz w:val="20"/>
+                <w:szCs w:val="20"/>
+              </w:rPr>
+            </w:pPr>
+            <w:r>
+              <w:rPr>
+                <w:sz w:val="20"/>
+                <w:szCs w:val="20"/>
+              </w:rPr>
+              <w:t>Les jointures (HASH JOIN) utilisent SERVICE_ID et INFIRMIERE_ID. On va indexer ces colonnes pour accélérer les liens entre les tables.</w:t>
+            </w:r>
+          </w:p>
+          <w:p>
+            <w:pPr>
+              <w:rPr>
+                <w:sz w:val="20"/>
+                <w:szCs w:val="20"/>
+              </w:rPr>
+            </w:pPr>
+            <w:r>
+              <w:rPr>
+                <w:sz w:val="20"/>
+                <w:szCs w:val="20"/>
+              </w:rPr>
+              <w:br/>
+            </w:r>
+          </w:p>
+          <w:p>
+            <w:pPr>
+              <w:rPr>
+                <w:sz w:val="20"/>
+                <w:szCs w:val="20"/>
+              </w:rPr>
+            </w:pPr>
+            <w:r>
+              <w:rPr>
+                <w:sz w:val="20"/>
+                <w:szCs w:val="20"/>
+              </w:rPr>
+              <w:t xml:space="preserve">CREATE INDEX </w:t>
+            </w:r>
+            <w:proofErr w:type="spellStart"/>
+            <w:r>
+              <w:rPr>
+                <w:sz w:val="20"/>
+                <w:szCs w:val="20"/>
+              </w:rPr>
+              <w:t>idx_rdv_service</w:t>
+            </w:r>
+            <w:proofErr w:type="spellEnd"/>
+            <w:r>
+              <w:rPr>
+                <w:sz w:val="20"/>
+                <w:szCs w:val="20"/>
+              </w:rPr>
+              <w:t xml:space="preserve"> ON RENDEZ_VOUS(SERVICE_ID);</w:t>
+            </w:r>
+          </w:p>
+          <w:p>
+            <w:pPr>
+              <w:rPr>
+                <w:sz w:val="20"/>
+                <w:szCs w:val="20"/>
+              </w:rPr>
+            </w:pPr>
+            <w:r>
+              <w:rPr>
+                <w:sz w:val="20"/>
+                <w:szCs w:val="20"/>
+              </w:rPr>
+              <w:br/>
+            </w:r>
+          </w:p>
+          <w:p>
+            <w:pPr>
+              <w:rPr>
+                <w:sz w:val="20"/>
+                <w:szCs w:val="20"/>
+              </w:rPr>
+            </w:pPr>
+            <w:r>
+              <w:rPr>
+                <w:sz w:val="20"/>
+                <w:szCs w:val="20"/>
+              </w:rPr>
+              <w:t xml:space="preserve">CREATE INDEX </w:t>
+            </w:r>
+            <w:proofErr w:type="spellStart"/>
+            <w:r>
+              <w:rPr>
+                <w:sz w:val="20"/>
+                <w:szCs w:val="20"/>
+              </w:rPr>
+              <w:t>idx_rdv_infirmiere</w:t>
+            </w:r>
+            <w:proofErr w:type="spellEnd"/>
+            <w:r>
+              <w:rPr>
+                <w:sz w:val="20"/>
+                <w:szCs w:val="20"/>
+              </w:rPr>
+              <w:t xml:space="preserve"> ON RENDEZ_VOUS(INFIRMIERE_ID);</w:t>
+            </w:r>
+          </w:p>
+          <w:p>
+            <w:pPr>
+              <w:rPr>
+                <w:sz w:val="20"/>
+                <w:szCs w:val="20"/>
+              </w:rPr>
+            </w:pPr>
+          </w:p>
         </w:tc>
       </w:tr>
       <w:tr>
@@ -286,7 +1430,45 @@
           <w:tcPr>
             <w:tcW w:w="6367" w:type="dxa"/>
           </w:tcPr>
-          <w:p/>
+          <w:p>
+            <w:r>
+              <w:drawing>
+                <wp:inline distT="0" distB="0" distL="0" distR="0" wp14:anchorId="4F161CB6" wp14:editId="3A7D8838">
+                  <wp:extent cx="3621024" cy="2349500"/>
+                  <wp:effectExtent l="0" t="0" r="0" b="0"/>
+                  <wp:docPr id="323750565" name="Image 1"/>
+                  <wp:cNvGraphicFramePr>
+                    <a:graphicFrameLocks xmlns:a="http://schemas.openxmlformats.org/drawingml/2006/main" noChangeAspect="1"/>
+                  </wp:cNvGraphicFramePr>
+                  <a:graphic xmlns:a="http://schemas.openxmlformats.org/drawingml/2006/main">
+                    <a:graphicData uri="http://schemas.openxmlformats.org/drawingml/2006/picture">
+                      <pic:pic xmlns:pic="http://schemas.openxmlformats.org/drawingml/2006/picture">
+                        <pic:nvPicPr>
+                          <pic:cNvPr id="323750565" name=""/>
+                          <pic:cNvPicPr/>
+                        </pic:nvPicPr>
+                        <pic:blipFill>
+                          <a:blip r:embed="rId12"/>
+                          <a:stretch>
+                            <a:fillRect/>
+                          </a:stretch>
+                        </pic:blipFill>
+                        <pic:spPr>
+                          <a:xfrm>
+                            <a:off x="0" y="0"/>
+                            <a:ext cx="3643449" cy="2364050"/>
+                          </a:xfrm>
+                          <a:prstGeom prst="rect">
+                            <a:avLst/>
+                          </a:prstGeom>
+                        </pic:spPr>
+                      </pic:pic>
+                    </a:graphicData>
+                  </a:graphic>
+                </wp:inline>
+              </w:drawing>
+            </w:r>
+          </w:p>
         </w:tc>
       </w:tr>
       <w:tr>
@@ -321,7 +1503,21 @@
           <w:tcPr>
             <w:tcW w:w="6367" w:type="dxa"/>
           </w:tcPr>
-          <w:p/>
+          <w:p>
+            <w:pPr>
+              <w:rPr>
+                <w:sz w:val="20"/>
+                <w:szCs w:val="20"/>
+              </w:rPr>
+            </w:pPr>
+            <w:r>
+              <w:rPr>
+                <w:sz w:val="20"/>
+                <w:szCs w:val="20"/>
+              </w:rPr>
+              <w:t>LE COÛT RESTE ENCHANGÉ</w:t>
+            </w:r>
+          </w:p>
         </w:tc>
       </w:tr>
       <w:tr>
@@ -349,7 +1545,25 @@
           <w:tcPr>
             <w:tcW w:w="6367" w:type="dxa"/>
           </w:tcPr>
-          <w:p/>
+          <w:p>
+            <w:r>
+              <w:t xml:space="preserve">L'indexation des clés étrangères est une bonne pratique de conception (pour l'intégrité et les futures requêtes), mais </w:t>
+            </w:r>
+            <w:r>
+              <w:lastRenderedPageBreak/>
+              <w:t xml:space="preserve">pour </w:t>
+            </w:r>
+            <w:r>
+              <w:rPr>
+                <w:b/>
+                <w:bCs/>
+              </w:rPr>
+              <w:t>cette requête spécifique</w:t>
+            </w:r>
+            <w:r>
+              <w:t xml:space="preserve"> de rapport global, le HASH JOIN reste l'algorithme le plus performant, rendant les index inutiles pour l'optimiseur.</w:t>
+            </w:r>
+          </w:p>
         </w:tc>
       </w:tr>
       <w:tr>
@@ -718,7 +1932,7 @@
     <w:p/>
     <w:p/>
     <w:sectPr>
-      <w:headerReference w:type="default" r:id="rId6"/>
+      <w:headerReference w:type="default" r:id="rId13"/>
       <w:pgSz w:w="12240" w:h="15840"/>
       <w:pgMar w:top="1440" w:right="1800" w:bottom="1440" w:left="1800" w:header="708" w:footer="708" w:gutter="0"/>
       <w:cols w:space="708"/>
@@ -801,6 +2015,103 @@
     </w:r>
   </w:p>
 </w:hdr>
+</file>
+
+<file path=word/numbering.xml><?xml version="1.0" encoding="utf-8"?>
+<w:numbering xmlns:wpc="http://schemas.microsoft.com/office/word/2010/wordprocessingCanvas" xmlns:cx="http://schemas.microsoft.com/office/drawing/2014/chartex" xmlns:cx1="http://schemas.microsoft.com/office/drawing/2015/9/8/chartex" xmlns:cx2="http://schemas.microsoft.com/office/drawing/2015/10/21/chartex" xmlns:cx3="http://schemas.microsoft.com/office/drawing/2016/5/9/chartex" xmlns:cx4="http://schemas.microsoft.com/office/drawing/2016/5/10/chartex" xmlns:cx5="http://schemas.microsoft.com/office/drawing/2016/5/11/chartex" xmlns:cx6="http://schemas.microsoft.com/office/drawing/2016/5/12/chartex" xmlns:cx7="http://schemas.microsoft.com/office/drawing/2016/5/13/chartex" xmlns:cx8="http://schemas.microsoft.com/office/drawing/2016/5/14/chartex" xmlns:mc="http://schemas.openxmlformats.org/markup-compatibility/2006" xmlns:aink="http://schemas.microsoft.com/office/drawing/2016/ink" xmlns:am3d="http://schemas.microsoft.com/office/drawing/2017/model3d" xmlns:o="urn:schemas-microsoft-com:office:office" xmlns:oel="http://schemas.microsoft.com/office/2019/extlst" xmlns:r="http://schemas.openxmlformats.org/officeDocument/2006/relationships" xmlns:m="http://schemas.openxmlformats.org/officeDocument/2006/math" xmlns:v="urn:schemas-microsoft-com:vml" xmlns:wp14="http://schemas.microsoft.com/office/word/2010/wordprocessingDrawing" xmlns:wp="http://schemas.openxmlformats.org/drawingml/2006/wordprocessingDrawing" xmlns:w10="urn:schemas-microsoft-com:office:word" xmlns:w="http://schemas.openxmlformats.org/wordprocessingml/2006/main" xmlns:w14="http://schemas.microsoft.com/office/word/2010/wordml" xmlns:w15="http://schemas.microsoft.com/office/word/2012/wordml" xmlns:w16cex="http://schemas.microsoft.com/office/word/2018/wordml/cex" xmlns:w16cid="http://schemas.microsoft.com/office/word/2016/wordml/cid" xmlns:w16="http://schemas.microsoft.com/office/word/2018/wordml" xmlns:w16du="http://schemas.microsoft.com/office/word/2023/wordml/word16du" xmlns:w16sdtdh="http://schemas.microsoft.com/office/word/2020/wordml/sdtdatahash" xmlns:w16sdtfl="http://schemas.microsoft.com/office/word/2024/wordml/sdtformatlock" xmlns:w16se="http://schemas.microsoft.com/office/word/2015/wordml/symex" xmlns:wpg="http://schemas.microsoft.com/office/word/2010/wordprocessingGroup" xmlns:wpi="http://schemas.microsoft.com/office/word/2010/wordprocessingInk" xmlns:wne="http://schemas.microsoft.com/office/word/2006/wordml" xmlns:wps="http://schemas.microsoft.com/office/word/2010/wordprocessingShape" mc:Ignorable="w14 w15 w16se w16cid w16 w16cex w16sdtdh w16sdtfl w16du wp14">
+  <w:abstractNum w:abstractNumId="0" w15:restartNumberingAfterBreak="0">
+    <w:nsid w:val="6E59227A"/>
+    <w:multiLevelType w:val="hybridMultilevel"/>
+    <w:tmpl w:val="DDD4AB7E"/>
+    <w:lvl w:ilvl="0" w:tplc="0C0C000F">
+      <w:start w:val="1"/>
+      <w:numFmt w:val="decimal"/>
+      <w:lvlText w:val="%1."/>
+      <w:lvlJc w:val="left"/>
+      <w:pPr>
+        <w:ind w:left="720" w:hanging="360"/>
+      </w:pPr>
+      <w:rPr>
+        <w:rFonts w:hint="default"/>
+      </w:rPr>
+    </w:lvl>
+    <w:lvl w:ilvl="1" w:tplc="0C0C0019" w:tentative="1">
+      <w:start w:val="1"/>
+      <w:numFmt w:val="lowerLetter"/>
+      <w:lvlText w:val="%2."/>
+      <w:lvlJc w:val="left"/>
+      <w:pPr>
+        <w:ind w:left="1440" w:hanging="360"/>
+      </w:pPr>
+    </w:lvl>
+    <w:lvl w:ilvl="2" w:tplc="0C0C001B" w:tentative="1">
+      <w:start w:val="1"/>
+      <w:numFmt w:val="lowerRoman"/>
+      <w:lvlText w:val="%3."/>
+      <w:lvlJc w:val="right"/>
+      <w:pPr>
+        <w:ind w:left="2160" w:hanging="180"/>
+      </w:pPr>
+    </w:lvl>
+    <w:lvl w:ilvl="3" w:tplc="0C0C000F" w:tentative="1">
+      <w:start w:val="1"/>
+      <w:numFmt w:val="decimal"/>
+      <w:lvlText w:val="%4."/>
+      <w:lvlJc w:val="left"/>
+      <w:pPr>
+        <w:ind w:left="2880" w:hanging="360"/>
+      </w:pPr>
+    </w:lvl>
+    <w:lvl w:ilvl="4" w:tplc="0C0C0019" w:tentative="1">
+      <w:start w:val="1"/>
+      <w:numFmt w:val="lowerLetter"/>
+      <w:lvlText w:val="%5."/>
+      <w:lvlJc w:val="left"/>
+      <w:pPr>
+        <w:ind w:left="3600" w:hanging="360"/>
+      </w:pPr>
+    </w:lvl>
+    <w:lvl w:ilvl="5" w:tplc="0C0C001B" w:tentative="1">
+      <w:start w:val="1"/>
+      <w:numFmt w:val="lowerRoman"/>
+      <w:lvlText w:val="%6."/>
+      <w:lvlJc w:val="right"/>
+      <w:pPr>
+        <w:ind w:left="4320" w:hanging="180"/>
+      </w:pPr>
+    </w:lvl>
+    <w:lvl w:ilvl="6" w:tplc="0C0C000F" w:tentative="1">
+      <w:start w:val="1"/>
+      <w:numFmt w:val="decimal"/>
+      <w:lvlText w:val="%7."/>
+      <w:lvlJc w:val="left"/>
+      <w:pPr>
+        <w:ind w:left="5040" w:hanging="360"/>
+      </w:pPr>
+    </w:lvl>
+    <w:lvl w:ilvl="7" w:tplc="0C0C0019" w:tentative="1">
+      <w:start w:val="1"/>
+      <w:numFmt w:val="lowerLetter"/>
+      <w:lvlText w:val="%8."/>
+      <w:lvlJc w:val="left"/>
+      <w:pPr>
+        <w:ind w:left="5760" w:hanging="360"/>
+      </w:pPr>
+    </w:lvl>
+    <w:lvl w:ilvl="8" w:tplc="0C0C001B" w:tentative="1">
+      <w:start w:val="1"/>
+      <w:numFmt w:val="lowerRoman"/>
+      <w:lvlText w:val="%9."/>
+      <w:lvlJc w:val="right"/>
+      <w:pPr>
+        <w:ind w:left="6480" w:hanging="180"/>
+      </w:pPr>
+    </w:lvl>
+  </w:abstractNum>
+  <w:num w:numId="1" w16cid:durableId="750352354">
+    <w:abstractNumId w:val="0"/>
+  </w:num>
+</w:numbering>
 </file>
 
 <file path=word/styles.xml><?xml version="1.0" encoding="utf-8"?>
@@ -1406,7 +2717,6 @@
   <w:style w:type="character" w:default="1" w:styleId="Policepardfaut">
     <w:name w:val="Default Paragraph Font"/>
     <w:uiPriority w:val="1"/>
-    <w:semiHidden/>
     <w:unhideWhenUsed/>
   </w:style>
   <w:style w:type="table" w:default="1" w:styleId="TableauNormal">
@@ -2102,6 +3412,21 @@
 </file>
 
 <file path=customXml/item1.xml><?xml version="1.0" encoding="utf-8"?>
+<p:properties xmlns:p="http://schemas.microsoft.com/office/2006/metadata/properties" xmlns:xsi="http://www.w3.org/2001/XMLSchema-instance" xmlns:pc="http://schemas.microsoft.com/office/infopath/2007/PartnerControls">
+  <documentManagement/>
+</p:properties>
+</file>
+
+<file path=customXml/item2.xml><?xml version="1.0" encoding="utf-8"?>
+<?mso-contentType ?>
+<FormTemplates xmlns="http://schemas.microsoft.com/sharepoint/v3/contenttype/forms">
+  <Display>DocumentLibraryForm</Display>
+  <Edit>DocumentLibraryForm</Edit>
+  <New>DocumentLibraryForm</New>
+</FormTemplates>
+</file>
+
+<file path=customXml/item3.xml><?xml version="1.0" encoding="utf-8"?>
 <ct:contentTypeSchema xmlns:ct="http://schemas.microsoft.com/office/2006/metadata/contentType" xmlns:ma="http://schemas.microsoft.com/office/2006/metadata/properties/metaAttributes" ct:_="" ma:_="" ma:contentTypeName="Document" ma:contentTypeID="0x010100C4C6D36981CFAA4A900C09C46A6D7E6B" ma:contentTypeVersion="0" ma:contentTypeDescription="Crée un document." ma:contentTypeScope="" ma:versionID="54dd15c1c0b9ceecb2c39833fae95114">
   <xsd:schema xmlns:xsd="http://www.w3.org/2001/XMLSchema" xmlns:xs="http://www.w3.org/2001/XMLSchema" xmlns:p="http://schemas.microsoft.com/office/2006/metadata/properties" targetNamespace="http://schemas.microsoft.com/office/2006/metadata/properties" ma:root="true" ma:fieldsID="935ec9c0e90322864eb5b367de8fc2ed">
     <xsd:element name="properties">
@@ -2215,29 +3540,35 @@
 </ct:contentTypeSchema>
 </file>
 
-<file path=customXml/item2.xml><?xml version="1.0" encoding="utf-8"?>
-<?mso-contentType ?>
-<FormTemplates xmlns="http://schemas.microsoft.com/sharepoint/v3/contenttype/forms">
-  <Display>DocumentLibraryForm</Display>
-  <Edit>DocumentLibraryForm</Edit>
-  <New>DocumentLibraryForm</New>
-</FormTemplates>
-</file>
-
-<file path=customXml/item3.xml><?xml version="1.0" encoding="utf-8"?>
-<p:properties xmlns:p="http://schemas.microsoft.com/office/2006/metadata/properties" xmlns:xsi="http://www.w3.org/2001/XMLSchema-instance" xmlns:pc="http://schemas.microsoft.com/office/infopath/2007/PartnerControls">
-  <documentManagement/>
-</p:properties>
-</file>
-
 <file path=customXml/itemProps1.xml><?xml version="1.0" encoding="utf-8"?>
-<ds:datastoreItem xmlns:ds="http://schemas.openxmlformats.org/officeDocument/2006/customXml" ds:itemID="{090273F8-B4D1-43ED-947A-A788297E77EB}"/>
+<ds:datastoreItem xmlns:ds="http://schemas.openxmlformats.org/officeDocument/2006/customXml" ds:itemID="{5CBB112A-CB35-48DD-AA2A-6CAECDD1B6D9}">
+  <ds:schemaRefs>
+    <ds:schemaRef ds:uri="http://schemas.microsoft.com/office/2006/metadata/properties"/>
+    <ds:schemaRef ds:uri="http://schemas.microsoft.com/office/infopath/2007/PartnerControls"/>
+  </ds:schemaRefs>
+</ds:datastoreItem>
 </file>
 
 <file path=customXml/itemProps2.xml><?xml version="1.0" encoding="utf-8"?>
-<ds:datastoreItem xmlns:ds="http://schemas.openxmlformats.org/officeDocument/2006/customXml" ds:itemID="{AB80BE61-9876-4A79-8409-48A60878E239}"/>
+<ds:datastoreItem xmlns:ds="http://schemas.openxmlformats.org/officeDocument/2006/customXml" ds:itemID="{AB80BE61-9876-4A79-8409-48A60878E239}">
+  <ds:schemaRefs>
+    <ds:schemaRef ds:uri="http://schemas.microsoft.com/sharepoint/v3/contenttype/forms"/>
+  </ds:schemaRefs>
+</ds:datastoreItem>
 </file>
 
 <file path=customXml/itemProps3.xml><?xml version="1.0" encoding="utf-8"?>
-<ds:datastoreItem xmlns:ds="http://schemas.openxmlformats.org/officeDocument/2006/customXml" ds:itemID="{5CBB112A-CB35-48DD-AA2A-6CAECDD1B6D9}"/>
+<ds:datastoreItem xmlns:ds="http://schemas.openxmlformats.org/officeDocument/2006/customXml" ds:itemID="{090273F8-B4D1-43ED-947A-A788297E77EB}">
+  <ds:schemaRefs>
+    <ds:schemaRef ds:uri="http://schemas.microsoft.com/office/2006/metadata/contentType"/>
+    <ds:schemaRef ds:uri="http://schemas.microsoft.com/office/2006/metadata/properties/metaAttributes"/>
+    <ds:schemaRef ds:uri="http://www.w3.org/2001/XMLSchema"/>
+    <ds:schemaRef ds:uri="http://schemas.microsoft.com/office/2006/metadata/properties"/>
+    <ds:schemaRef ds:uri="http://schemas.openxmlformats.org/package/2006/metadata/core-properties"/>
+    <ds:schemaRef ds:uri="http://purl.org/dc/elements/1.1/"/>
+    <ds:schemaRef ds:uri="http://purl.org/dc/terms/"/>
+    <ds:schemaRef ds:uri="http://schemas.microsoft.com/internal/obd"/>
+    <ds:schemaRef ds:uri="http://schemas.microsoft.com/office/infopath/2007/PartnerControls"/>
+  </ds:schemaRefs>
+</ds:datastoreItem>
 </file>
--- a/Optimisations-tp3.docx
+++ b/Optimisations-tp3.docx
@@ -23,8 +23,8 @@
         <w:tblLook w:val="04A0" w:firstRow="1" w:lastRow="0" w:firstColumn="1" w:lastColumn="0" w:noHBand="0" w:noVBand="1"/>
       </w:tblPr>
       <w:tblGrid>
-        <w:gridCol w:w="2263"/>
-        <w:gridCol w:w="6367"/>
+        <w:gridCol w:w="1132"/>
+        <w:gridCol w:w="7498"/>
       </w:tblGrid>
       <w:tr>
         <w:tc>
@@ -817,10 +817,10 @@
           <w:p>
             <w:r>
               <w:drawing>
-                <wp:inline distT="0" distB="0" distL="0" distR="0" wp14:anchorId="7CD7B41E" wp14:editId="1DE9DBFF">
-                  <wp:extent cx="3772535" cy="2076062"/>
-                  <wp:effectExtent l="0" t="0" r="0" b="635"/>
-                  <wp:docPr id="1207881103" name="Image 1"/>
+                <wp:inline distT="0" distB="0" distL="0" distR="0" wp14:anchorId="1DF86F8A" wp14:editId="6F38A151">
+                  <wp:extent cx="3676650" cy="2276475"/>
+                  <wp:effectExtent l="0" t="0" r="0" b="9525"/>
+                  <wp:docPr id="353316791" name="Image 1"/>
                   <wp:cNvGraphicFramePr>
                     <a:graphicFrameLocks xmlns:a="http://schemas.openxmlformats.org/drawingml/2006/main" noChangeAspect="1"/>
                   </wp:cNvGraphicFramePr>
@@ -828,7 +828,7 @@
                     <a:graphicData uri="http://schemas.openxmlformats.org/drawingml/2006/picture">
                       <pic:pic xmlns:pic="http://schemas.openxmlformats.org/drawingml/2006/picture">
                         <pic:nvPicPr>
-                          <pic:cNvPr id="1207881103" name=""/>
+                          <pic:cNvPr id="353316791" name=""/>
                           <pic:cNvPicPr/>
                         </pic:nvPicPr>
                         <pic:blipFill>
@@ -840,7 +840,7 @@
                         <pic:spPr>
                           <a:xfrm>
                             <a:off x="0" y="0"/>
-                            <a:ext cx="3848650" cy="2117949"/>
+                            <a:ext cx="3676650" cy="2276475"/>
                           </a:xfrm>
                           <a:prstGeom prst="rect">
                             <a:avLst/>
@@ -853,6 +853,39 @@
               </w:drawing>
             </w:r>
           </w:p>
+          <w:p>
+            <w:proofErr w:type="spellStart"/>
+            <w:r>
+              <w:t>Extract</w:t>
+            </w:r>
+            <w:proofErr w:type="spellEnd"/>
+            <w:r>
+              <w:t>(</w:t>
+            </w:r>
+            <w:proofErr w:type="spellStart"/>
+            <w:r>
+              <w:t>year</w:t>
+            </w:r>
+            <w:proofErr w:type="spellEnd"/>
+            <w:proofErr w:type="gramStart"/>
+            <w:r>
+              <w:t xml:space="preserve"> ..</w:t>
+            </w:r>
+            <w:proofErr w:type="gramEnd"/>
+            <w:r>
+              <w:t>) empêche l’utilisation des index</w:t>
+            </w:r>
+          </w:p>
+          <w:p>
+            <w:r>
+              <w:t xml:space="preserve">Il full scan sur les tables service et </w:t>
+            </w:r>
+            <w:proofErr w:type="spellStart"/>
+            <w:r>
+              <w:t>rendez_vous</w:t>
+            </w:r>
+            <w:proofErr w:type="spellEnd"/>
+          </w:p>
         </w:tc>
       </w:tr>
       <w:tr>
@@ -882,82 +915,92 @@
           </w:tcPr>
           <w:p>
             <w:pPr>
-              <w:pStyle w:val="Paragraphedeliste"/>
-              <w:numPr>
-                <w:ilvl w:val="0"/>
-                <w:numId w:val="1"/>
-              </w:numPr>
-              <w:rPr>
-                <w:sz w:val="20"/>
-                <w:szCs w:val="20"/>
-              </w:rPr>
-            </w:pPr>
-            <w:r>
-              <w:rPr>
-                <w:b/>
-                <w:bCs/>
-                <w:sz w:val="20"/>
-                <w:szCs w:val="20"/>
-              </w:rPr>
-              <w:t>Scans répétés :</w:t>
-            </w:r>
-            <w:r>
-              <w:rPr>
-                <w:sz w:val="20"/>
-                <w:szCs w:val="20"/>
-              </w:rPr>
-              <w:t xml:space="preserve"> La table RENDEZ_VOUS est lue intégralement </w:t>
-            </w:r>
-            <w:r>
-              <w:rPr>
-                <w:b/>
-                <w:bCs/>
-                <w:sz w:val="20"/>
-                <w:szCs w:val="20"/>
-              </w:rPr>
-              <w:t>3 fois</w:t>
-            </w:r>
-            <w:r>
-              <w:rPr>
-                <w:sz w:val="20"/>
-                <w:szCs w:val="20"/>
-              </w:rPr>
-              <w:t xml:space="preserve"> (une fois pour chaque sous-requête), ce qui multiplie inutilement le coût.</w:t>
-            </w:r>
-          </w:p>
-          <w:p>
-            <w:pPr>
-              <w:pStyle w:val="Paragraphedeliste"/>
-            </w:pPr>
-          </w:p>
-          <w:p>
-            <w:pPr>
-              <w:pStyle w:val="Paragraphedeliste"/>
-              <w:numPr>
-                <w:ilvl w:val="0"/>
-                <w:numId w:val="1"/>
-              </w:numPr>
-              <w:rPr>
-                <w:sz w:val="20"/>
-                <w:szCs w:val="20"/>
-              </w:rPr>
-            </w:pPr>
-            <w:r>
-              <w:rPr>
-                <w:b/>
-                <w:bCs/>
-                <w:sz w:val="20"/>
-                <w:szCs w:val="20"/>
-              </w:rPr>
-              <w:t>TABLE ACCESS FULL :</w:t>
-            </w:r>
-            <w:r>
-              <w:rPr>
-                <w:sz w:val="20"/>
-                <w:szCs w:val="20"/>
-              </w:rPr>
-              <w:t xml:space="preserve"> On voit des "FULL" partout sur RENDEZ_VOUS. L'index n'est pas utilisé car la fonction EXTRACT sur la colonne DATE_RDV force Oracle à lire toute la table pour calculer l'année de chaque ligne.</w:t>
-            </w:r>
+              <w:rPr>
+                <w:sz w:val="20"/>
+                <w:szCs w:val="20"/>
+              </w:rPr>
+            </w:pPr>
+            <w:r>
+              <w:rPr>
+                <w:sz w:val="20"/>
+                <w:szCs w:val="20"/>
+              </w:rPr>
+              <w:t xml:space="preserve">Utilisation </w:t>
+            </w:r>
+            <w:proofErr w:type="gramStart"/>
+            <w:r>
+              <w:rPr>
+                <w:sz w:val="20"/>
+                <w:szCs w:val="20"/>
+              </w:rPr>
+              <w:t>d’</w:t>
+            </w:r>
+            <w:proofErr w:type="spellStart"/>
+            <w:r>
+              <w:rPr>
+                <w:sz w:val="20"/>
+                <w:szCs w:val="20"/>
+              </w:rPr>
+              <w:t>extract</w:t>
+            </w:r>
+            <w:proofErr w:type="spellEnd"/>
+            <w:r>
+              <w:rPr>
+                <w:sz w:val="20"/>
+                <w:szCs w:val="20"/>
+              </w:rPr>
+              <w:t>(</w:t>
+            </w:r>
+            <w:proofErr w:type="spellStart"/>
+            <w:proofErr w:type="gramEnd"/>
+            <w:r>
+              <w:rPr>
+                <w:sz w:val="20"/>
+                <w:szCs w:val="20"/>
+              </w:rPr>
+              <w:t>year</w:t>
+            </w:r>
+            <w:proofErr w:type="spellEnd"/>
+            <w:r>
+              <w:rPr>
+                <w:sz w:val="20"/>
+                <w:szCs w:val="20"/>
+              </w:rPr>
+              <w:t xml:space="preserve"> </w:t>
+            </w:r>
+            <w:proofErr w:type="spellStart"/>
+            <w:r>
+              <w:rPr>
+                <w:sz w:val="20"/>
+                <w:szCs w:val="20"/>
+              </w:rPr>
+              <w:t>from</w:t>
+            </w:r>
+            <w:proofErr w:type="spellEnd"/>
+            <w:proofErr w:type="gramStart"/>
+            <w:r>
+              <w:rPr>
+                <w:sz w:val="20"/>
+                <w:szCs w:val="20"/>
+              </w:rPr>
+              <w:t xml:space="preserve"> ..</w:t>
+            </w:r>
+            <w:proofErr w:type="gramEnd"/>
+            <w:r>
+              <w:rPr>
+                <w:sz w:val="20"/>
+                <w:szCs w:val="20"/>
+              </w:rPr>
+              <w:t>) qui est même répéter 3 fois</w:t>
+            </w:r>
+          </w:p>
+          <w:p>
+            <w:pPr>
+              <w:rPr>
+                <w:sz w:val="20"/>
+                <w:szCs w:val="20"/>
+              </w:rPr>
+            </w:pPr>
           </w:p>
         </w:tc>
       </w:tr>
@@ -987,143 +1030,58 @@
             <w:tcW w:w="6367" w:type="dxa"/>
           </w:tcPr>
           <w:p>
-            <w:pPr>
-              <w:rPr>
-                <w:sz w:val="20"/>
-                <w:szCs w:val="20"/>
-              </w:rPr>
-            </w:pPr>
-            <w:r>
-              <w:rPr>
-                <w:b/>
-                <w:bCs/>
-                <w:sz w:val="20"/>
-                <w:szCs w:val="20"/>
-              </w:rPr>
-              <w:t>Création d'un index basé sur une fonction (</w:t>
+            <w:r>
+              <w:t xml:space="preserve">Utilisation de partition sur la </w:t>
             </w:r>
             <w:proofErr w:type="spellStart"/>
             <w:r>
-              <w:rPr>
-                <w:b/>
-                <w:bCs/>
-                <w:sz w:val="20"/>
-                <w:szCs w:val="20"/>
-              </w:rPr>
-              <w:t>Function</w:t>
+              <w:t>date_rdv</w:t>
             </w:r>
             <w:proofErr w:type="spellEnd"/>
             <w:r>
-              <w:rPr>
-                <w:b/>
-                <w:bCs/>
-                <w:sz w:val="20"/>
-                <w:szCs w:val="20"/>
-              </w:rPr>
-              <w:t>-Based Index).</w:t>
-            </w:r>
-          </w:p>
-          <w:p>
-            <w:pPr>
-              <w:rPr>
-                <w:sz w:val="20"/>
-                <w:szCs w:val="20"/>
-              </w:rPr>
-            </w:pPr>
-            <w:r>
-              <w:rPr>
-                <w:sz w:val="20"/>
-                <w:szCs w:val="20"/>
-              </w:rPr>
-              <w:lastRenderedPageBreak/>
-              <w:br/>
-            </w:r>
-          </w:p>
-          <w:p>
-            <w:pPr>
-              <w:rPr>
-                <w:sz w:val="20"/>
-                <w:szCs w:val="20"/>
-              </w:rPr>
-            </w:pPr>
-            <w:r>
-              <w:rPr>
-                <w:sz w:val="20"/>
-                <w:szCs w:val="20"/>
-              </w:rPr>
-              <w:t xml:space="preserve">Puisque la requête filtre toujours par année, on crée un index </w:t>
+              <w:t xml:space="preserve"> au lieu </w:t>
+            </w:r>
+            <w:proofErr w:type="gramStart"/>
+            <w:r>
+              <w:t>d’</w:t>
             </w:r>
             <w:proofErr w:type="spellStart"/>
             <w:r>
-              <w:rPr>
-                <w:sz w:val="20"/>
-                <w:szCs w:val="20"/>
-              </w:rPr>
-              <w:t>pré-calculé</w:t>
+              <w:t>extract</w:t>
             </w:r>
             <w:proofErr w:type="spellEnd"/>
             <w:r>
-              <w:rPr>
-                <w:sz w:val="20"/>
-                <w:szCs w:val="20"/>
-              </w:rPr>
-              <w:t xml:space="preserve"> sur l'année de la date de rendez-vous pour transformer les "Full Scan" en "Index Range Scan".</w:t>
-            </w:r>
-          </w:p>
-          <w:p>
-            <w:pPr>
-              <w:rPr>
-                <w:sz w:val="20"/>
-                <w:szCs w:val="20"/>
-              </w:rPr>
-            </w:pPr>
-          </w:p>
-          <w:p>
-            <w:r>
-              <w:rPr>
-                <w:sz w:val="20"/>
-                <w:szCs w:val="20"/>
-                <w:highlight w:val="lightGray"/>
-              </w:rPr>
-              <w:t xml:space="preserve">CREATE INDEX </w:t>
+              <w:t>(</w:t>
             </w:r>
             <w:proofErr w:type="spellStart"/>
-            <w:r>
-              <w:rPr>
-                <w:sz w:val="20"/>
-                <w:szCs w:val="20"/>
-                <w:highlight w:val="lightGray"/>
-              </w:rPr>
-              <w:t>idx_rdv_annee_func</w:t>
+            <w:proofErr w:type="gramEnd"/>
+            <w:r>
+              <w:t>year</w:t>
             </w:r>
             <w:proofErr w:type="spellEnd"/>
             <w:r>
-              <w:rPr>
-                <w:sz w:val="20"/>
-                <w:szCs w:val="20"/>
-                <w:highlight w:val="lightGray"/>
-              </w:rPr>
-              <w:t xml:space="preserve"> ON RENDEZ_</w:t>
-            </w:r>
+              <w:t xml:space="preserve"> </w:t>
+            </w:r>
+            <w:proofErr w:type="spellStart"/>
+            <w:r>
+              <w:t>from</w:t>
+            </w:r>
+            <w:proofErr w:type="spellEnd"/>
             <w:proofErr w:type="gramStart"/>
             <w:r>
-              <w:rPr>
-                <w:sz w:val="20"/>
-                <w:szCs w:val="20"/>
-                <w:highlight w:val="lightGray"/>
-              </w:rPr>
-              <w:t>VOUS(EXTRACT(</w:t>
+              <w:t xml:space="preserve"> ..</w:t>
             </w:r>
             <w:proofErr w:type="gramEnd"/>
             <w:r>
-              <w:rPr>
-                <w:sz w:val="20"/>
-                <w:szCs w:val="20"/>
-                <w:highlight w:val="lightGray"/>
-              </w:rPr>
-              <w:t>YEAR FROM DATE_RDV));</w:t>
-            </w:r>
-          </w:p>
+              <w:t xml:space="preserve">) qui empêche l’utilisation des </w:t>
+            </w:r>
+            <w:proofErr w:type="spellStart"/>
+            <w:r>
+              <w:t>indexs</w:t>
+            </w:r>
+            <w:proofErr w:type="spellEnd"/>
+          </w:p>
+          <w:p/>
         </w:tc>
       </w:tr>
       <w:tr>
@@ -1155,10 +1113,10 @@
           <w:p>
             <w:r>
               <w:drawing>
-                <wp:inline distT="0" distB="0" distL="0" distR="0" wp14:anchorId="081DB609" wp14:editId="1DBF13DF">
-                  <wp:extent cx="3656836" cy="1947545"/>
-                  <wp:effectExtent l="0" t="0" r="1270" b="0"/>
-                  <wp:docPr id="1849908288" name="Image 1"/>
+                <wp:inline distT="0" distB="0" distL="0" distR="0" wp14:anchorId="14DC5D65" wp14:editId="64F79DAB">
+                  <wp:extent cx="5486400" cy="2399665"/>
+                  <wp:effectExtent l="0" t="0" r="0" b="635"/>
+                  <wp:docPr id="1408488557" name="Image 1"/>
                   <wp:cNvGraphicFramePr>
                     <a:graphicFrameLocks xmlns:a="http://schemas.openxmlformats.org/drawingml/2006/main" noChangeAspect="1"/>
                   </wp:cNvGraphicFramePr>
@@ -1166,7 +1124,7 @@
                     <a:graphicData uri="http://schemas.openxmlformats.org/drawingml/2006/picture">
                       <pic:pic xmlns:pic="http://schemas.openxmlformats.org/drawingml/2006/picture">
                         <pic:nvPicPr>
-                          <pic:cNvPr id="1849908288" name=""/>
+                          <pic:cNvPr id="1408488557" name=""/>
                           <pic:cNvPicPr/>
                         </pic:nvPicPr>
                         <pic:blipFill>
@@ -1178,7 +1136,7 @@
                         <pic:spPr>
                           <a:xfrm>
                             <a:off x="0" y="0"/>
-                            <a:ext cx="3683762" cy="1961885"/>
+                            <a:ext cx="5486400" cy="2399665"/>
                           </a:xfrm>
                           <a:prstGeom prst="rect">
                             <a:avLst/>
@@ -1244,7 +1202,7 @@
                 <w:sz w:val="20"/>
                 <w:szCs w:val="20"/>
               </w:rPr>
-              <w:t>Le coût a augmenté (de 87 à 207). Bien que l'opération utilise maintenant l'index (INDEX RANGE SCAN), le volume de données à récupérer (50% de la table) rend l'accès par ROWID plus lourd qu'un scan complet</w:t>
+              <w:t>Présence de partition range sur les dates mais le coût à augmenter considérablement.</w:t>
             </w:r>
           </w:p>
         </w:tc>
@@ -1293,108 +1251,59 @@
                 <w:sz w:val="20"/>
                 <w:szCs w:val="20"/>
               </w:rPr>
-              <w:t>Les jointures (HASH JOIN) utilisent SERVICE_ID et INFIRMIERE_ID. On va indexer ces colonnes pour accélérer les liens entre les tables.</w:t>
-            </w:r>
-          </w:p>
-          <w:p>
-            <w:pPr>
-              <w:rPr>
-                <w:sz w:val="20"/>
-                <w:szCs w:val="20"/>
-              </w:rPr>
-            </w:pPr>
-            <w:r>
-              <w:rPr>
-                <w:sz w:val="20"/>
-                <w:szCs w:val="20"/>
-              </w:rPr>
-              <w:br/>
-            </w:r>
-          </w:p>
-          <w:p>
-            <w:pPr>
-              <w:rPr>
-                <w:sz w:val="20"/>
-                <w:szCs w:val="20"/>
-              </w:rPr>
-            </w:pPr>
-            <w:r>
-              <w:rPr>
-                <w:sz w:val="20"/>
-                <w:szCs w:val="20"/>
-              </w:rPr>
-              <w:t xml:space="preserve">CREATE INDEX </w:t>
+              <w:t>Création d’index sur la date de rendez id et sur les clés étrangères</w:t>
+            </w:r>
+          </w:p>
+          <w:p>
+            <w:pPr>
+              <w:rPr>
+                <w:sz w:val="20"/>
+                <w:szCs w:val="20"/>
+              </w:rPr>
+            </w:pPr>
+            <w:r>
+              <w:rPr>
+                <w:sz w:val="20"/>
+                <w:szCs w:val="20"/>
+              </w:rPr>
+              <w:t xml:space="preserve">Création d’index composite sur </w:t>
             </w:r>
             <w:proofErr w:type="spellStart"/>
-            <w:r>
-              <w:rPr>
-                <w:sz w:val="20"/>
-                <w:szCs w:val="20"/>
-              </w:rPr>
-              <w:t>idx_rdv_service</w:t>
+            <w:proofErr w:type="gramStart"/>
+            <w:r>
+              <w:rPr>
+                <w:sz w:val="20"/>
+                <w:szCs w:val="20"/>
+              </w:rPr>
+              <w:t>rdv.date</w:t>
             </w:r>
             <w:proofErr w:type="spellEnd"/>
-            <w:r>
-              <w:rPr>
-                <w:sz w:val="20"/>
-                <w:szCs w:val="20"/>
-              </w:rPr>
-              <w:t xml:space="preserve"> ON RENDEZ_VOUS(SERVICE_ID);</w:t>
-            </w:r>
-          </w:p>
-          <w:p>
-            <w:pPr>
-              <w:rPr>
-                <w:sz w:val="20"/>
-                <w:szCs w:val="20"/>
-              </w:rPr>
-            </w:pPr>
-            <w:r>
-              <w:rPr>
-                <w:sz w:val="20"/>
-                <w:szCs w:val="20"/>
-              </w:rPr>
-              <w:br/>
-            </w:r>
-          </w:p>
-          <w:p>
-            <w:pPr>
-              <w:rPr>
-                <w:sz w:val="20"/>
-                <w:szCs w:val="20"/>
-              </w:rPr>
-            </w:pPr>
-            <w:r>
-              <w:rPr>
-                <w:sz w:val="20"/>
-                <w:szCs w:val="20"/>
-              </w:rPr>
-              <w:t xml:space="preserve">CREATE INDEX </w:t>
+            <w:proofErr w:type="gramEnd"/>
+            <w:r>
+              <w:rPr>
+                <w:sz w:val="20"/>
+                <w:szCs w:val="20"/>
+              </w:rPr>
+              <w:t xml:space="preserve"> et </w:t>
             </w:r>
             <w:proofErr w:type="spellStart"/>
-            <w:r>
-              <w:rPr>
-                <w:sz w:val="20"/>
-                <w:szCs w:val="20"/>
-              </w:rPr>
-              <w:t>idx_rdv_infirmiere</w:t>
+            <w:proofErr w:type="gramStart"/>
+            <w:r>
+              <w:rPr>
+                <w:sz w:val="20"/>
+                <w:szCs w:val="20"/>
+              </w:rPr>
+              <w:t>rdv.service</w:t>
+            </w:r>
+            <w:proofErr w:type="gramEnd"/>
+            <w:r>
+              <w:rPr>
+                <w:sz w:val="20"/>
+                <w:szCs w:val="20"/>
+              </w:rPr>
+              <w:t>_id</w:t>
             </w:r>
             <w:proofErr w:type="spellEnd"/>
-            <w:r>
-              <w:rPr>
-                <w:sz w:val="20"/>
-                <w:szCs w:val="20"/>
-              </w:rPr>
-              <w:t xml:space="preserve"> ON RENDEZ_VOUS(INFIRMIERE_ID);</w:t>
-            </w:r>
-          </w:p>
-          <w:p>
-            <w:pPr>
-              <w:rPr>
-                <w:sz w:val="20"/>
-                <w:szCs w:val="20"/>
-              </w:rPr>
-            </w:pPr>
           </w:p>
         </w:tc>
       </w:tr>
@@ -1433,10 +1342,10 @@
           <w:p>
             <w:r>
               <w:drawing>
-                <wp:inline distT="0" distB="0" distL="0" distR="0" wp14:anchorId="4F161CB6" wp14:editId="3A7D8838">
-                  <wp:extent cx="3621024" cy="2349500"/>
-                  <wp:effectExtent l="0" t="0" r="0" b="0"/>
-                  <wp:docPr id="323750565" name="Image 1"/>
+                <wp:inline distT="0" distB="0" distL="0" distR="0" wp14:anchorId="2B661522" wp14:editId="60FFE21F">
+                  <wp:extent cx="3552825" cy="1933575"/>
+                  <wp:effectExtent l="0" t="0" r="9525" b="9525"/>
+                  <wp:docPr id="1675053560" name="Image 1"/>
                   <wp:cNvGraphicFramePr>
                     <a:graphicFrameLocks xmlns:a="http://schemas.openxmlformats.org/drawingml/2006/main" noChangeAspect="1"/>
                   </wp:cNvGraphicFramePr>
@@ -1444,7 +1353,7 @@
                     <a:graphicData uri="http://schemas.openxmlformats.org/drawingml/2006/picture">
                       <pic:pic xmlns:pic="http://schemas.openxmlformats.org/drawingml/2006/picture">
                         <pic:nvPicPr>
-                          <pic:cNvPr id="323750565" name=""/>
+                          <pic:cNvPr id="1675053560" name=""/>
                           <pic:cNvPicPr/>
                         </pic:nvPicPr>
                         <pic:blipFill>
@@ -1456,7 +1365,7 @@
                         <pic:spPr>
                           <a:xfrm>
                             <a:off x="0" y="0"/>
-                            <a:ext cx="3643449" cy="2364050"/>
+                            <a:ext cx="3552825" cy="1933575"/>
                           </a:xfrm>
                           <a:prstGeom prst="rect">
                             <a:avLst/>
@@ -1469,6 +1378,45 @@
               </w:drawing>
             </w:r>
           </w:p>
+          <w:p>
+            <w:r>
+              <w:drawing>
+                <wp:inline distT="0" distB="0" distL="0" distR="0" wp14:anchorId="25789A00" wp14:editId="5399B0D5">
+                  <wp:extent cx="4429125" cy="2076450"/>
+                  <wp:effectExtent l="0" t="0" r="9525" b="0"/>
+                  <wp:docPr id="738821182" name="Image 1"/>
+                  <wp:cNvGraphicFramePr>
+                    <a:graphicFrameLocks xmlns:a="http://schemas.openxmlformats.org/drawingml/2006/main" noChangeAspect="1"/>
+                  </wp:cNvGraphicFramePr>
+                  <a:graphic xmlns:a="http://schemas.openxmlformats.org/drawingml/2006/main">
+                    <a:graphicData uri="http://schemas.openxmlformats.org/drawingml/2006/picture">
+                      <pic:pic xmlns:pic="http://schemas.openxmlformats.org/drawingml/2006/picture">
+                        <pic:nvPicPr>
+                          <pic:cNvPr id="738821182" name=""/>
+                          <pic:cNvPicPr/>
+                        </pic:nvPicPr>
+                        <pic:blipFill>
+                          <a:blip r:embed="rId13"/>
+                          <a:stretch>
+                            <a:fillRect/>
+                          </a:stretch>
+                        </pic:blipFill>
+                        <pic:spPr>
+                          <a:xfrm>
+                            <a:off x="0" y="0"/>
+                            <a:ext cx="4429125" cy="2076450"/>
+                          </a:xfrm>
+                          <a:prstGeom prst="rect">
+                            <a:avLst/>
+                          </a:prstGeom>
+                        </pic:spPr>
+                      </pic:pic>
+                    </a:graphicData>
+                  </a:graphic>
+                </wp:inline>
+              </w:drawing>
+            </w:r>
+          </w:p>
         </w:tc>
       </w:tr>
       <w:tr>
@@ -1515,7 +1463,7 @@
                 <w:sz w:val="20"/>
                 <w:szCs w:val="20"/>
               </w:rPr>
-              <w:t>LE COÛT RESTE ENCHANGÉ</w:t>
+              <w:t>Le coût à de nouveau diminué mais toujours la présence de full scan sur la table service.</w:t>
             </w:r>
           </w:p>
         </w:tc>
@@ -1546,22 +1494,131 @@
             <w:tcW w:w="6367" w:type="dxa"/>
           </w:tcPr>
           <w:p>
-            <w:r>
-              <w:t xml:space="preserve">L'indexation des clés étrangères est une bonne pratique de conception (pour l'intégrité et les futures requêtes), mais </w:t>
-            </w:r>
-            <w:r>
+            <w:pPr>
+              <w:rPr>
+                <w:sz w:val="20"/>
+                <w:szCs w:val="20"/>
+              </w:rPr>
+            </w:pPr>
+            <w:r>
+              <w:rPr>
+                <w:sz w:val="20"/>
+                <w:szCs w:val="20"/>
+              </w:rPr>
+              <w:t xml:space="preserve">On voit dans le plan que le moteur oracle répète la même logique lourde plusieurs. On voit </w:t>
+            </w:r>
+            <w:r>
+              <w:rPr>
+                <w:sz w:val="20"/>
+                <w:szCs w:val="20"/>
+              </w:rPr>
+              <w:t>au moins deux blocs identiques</w:t>
+            </w:r>
+            <w:r>
+              <w:rPr>
+                <w:sz w:val="20"/>
+                <w:szCs w:val="20"/>
+              </w:rPr>
+              <w:t> :</w:t>
+            </w:r>
+            <w:r>
+              <w:rPr>
+                <w:rFonts w:ascii="Arial" w:eastAsia="Times New Roman" w:hAnsi="Arial" w:cs="Arial"/>
+                <w:kern w:val="0"/>
+                <w:sz w:val="20"/>
+                <w:szCs w:val="20"/>
+                <w:lang w:eastAsia="fr-CA"/>
+                <w14:ligatures w14:val="none"/>
+              </w:rPr>
+              <w:t xml:space="preserve"> </w:t>
+            </w:r>
+            <w:r>
+              <w:rPr>
+                <w:sz w:val="20"/>
+                <w:szCs w:val="20"/>
+              </w:rPr>
+              <w:t>COUNT (STOPKEY) $\</w:t>
+            </w:r>
+            <w:proofErr w:type="spellStart"/>
+            <w:r>
+              <w:rPr>
+                <w:sz w:val="20"/>
+                <w:szCs w:val="20"/>
+              </w:rPr>
+              <w:t>rightarrow</w:t>
+            </w:r>
+            <w:proofErr w:type="spellEnd"/>
+            <w:r>
+              <w:rPr>
+                <w:sz w:val="20"/>
+                <w:szCs w:val="20"/>
+              </w:rPr>
+              <w:t>$ VIEW $\</w:t>
+            </w:r>
+            <w:proofErr w:type="spellStart"/>
+            <w:r>
+              <w:rPr>
+                <w:sz w:val="20"/>
+                <w:szCs w:val="20"/>
+              </w:rPr>
+              <w:t>rightarrow</w:t>
+            </w:r>
+            <w:proofErr w:type="spellEnd"/>
+            <w:r>
+              <w:rPr>
+                <w:sz w:val="20"/>
+                <w:szCs w:val="20"/>
+              </w:rPr>
+              <w:t>$ SORT ORDER BY STOPKEY $\</w:t>
+            </w:r>
+            <w:proofErr w:type="spellStart"/>
+            <w:r>
+              <w:rPr>
+                <w:sz w:val="20"/>
+                <w:szCs w:val="20"/>
+              </w:rPr>
+              <w:t>rightarrow</w:t>
+            </w:r>
+            <w:proofErr w:type="spellEnd"/>
+            <w:r>
+              <w:rPr>
+                <w:sz w:val="20"/>
+                <w:szCs w:val="20"/>
+              </w:rPr>
+              <w:t>$ HASH GROUP BY</w:t>
+            </w:r>
+          </w:p>
+          <w:p>
+            <w:r>
+              <w:rPr>
+                <w:sz w:val="20"/>
+                <w:szCs w:val="20"/>
+              </w:rPr>
               <w:lastRenderedPageBreak/>
-              <w:t xml:space="preserve">pour </w:t>
-            </w:r>
-            <w:r>
-              <w:rPr>
-                <w:b/>
-                <w:bCs/>
-              </w:rPr>
-              <w:t>cette requête spécifique</w:t>
-            </w:r>
-            <w:r>
-              <w:t xml:space="preserve"> de rapport global, le HASH JOIN reste l'algorithme le plus performant, rendant les index inutiles pour l'optimiseur.</w:t>
+              <w:t xml:space="preserve">C’est à cause des sous-requêtes </w:t>
+            </w:r>
+            <w:proofErr w:type="gramStart"/>
+            <w:r>
+              <w:rPr>
+                <w:sz w:val="20"/>
+                <w:szCs w:val="20"/>
+              </w:rPr>
+              <w:t>la clause select</w:t>
+            </w:r>
+            <w:proofErr w:type="gramEnd"/>
+            <w:r>
+              <w:rPr>
+                <w:sz w:val="20"/>
+                <w:szCs w:val="20"/>
+              </w:rPr>
+              <w:t xml:space="preserve"> </w:t>
+            </w:r>
+            <w:r>
+              <w:rPr>
+                <w:sz w:val="20"/>
+                <w:szCs w:val="20"/>
+              </w:rPr>
+              <w:t>qui cherchent indépendamment un résultat « TOP un » avec plusieurs entités c’est inefficace …même données repassées et mêmes tris refaits à chaque fois. On pour améliorer ça avec l’utilisation de WITH mais qui interdit dans ce TP</w:t>
             </w:r>
           </w:p>
         </w:tc>
@@ -1932,7 +1989,7 @@
     <w:p/>
     <w:p/>
     <w:sectPr>
-      <w:headerReference w:type="default" r:id="rId13"/>
+      <w:headerReference w:type="default" r:id="rId14"/>
       <w:pgSz w:w="12240" w:h="15840"/>
       <w:pgMar w:top="1440" w:right="1800" w:bottom="1440" w:left="1800" w:header="708" w:footer="708" w:gutter="0"/>
       <w:cols w:space="708"/>
@@ -3412,21 +3469,6 @@
 </file>
 
 <file path=customXml/item1.xml><?xml version="1.0" encoding="utf-8"?>
-<p:properties xmlns:p="http://schemas.microsoft.com/office/2006/metadata/properties" xmlns:xsi="http://www.w3.org/2001/XMLSchema-instance" xmlns:pc="http://schemas.microsoft.com/office/infopath/2007/PartnerControls">
-  <documentManagement/>
-</p:properties>
-</file>
-
-<file path=customXml/item2.xml><?xml version="1.0" encoding="utf-8"?>
-<?mso-contentType ?>
-<FormTemplates xmlns="http://schemas.microsoft.com/sharepoint/v3/contenttype/forms">
-  <Display>DocumentLibraryForm</Display>
-  <Edit>DocumentLibraryForm</Edit>
-  <New>DocumentLibraryForm</New>
-</FormTemplates>
-</file>
-
-<file path=customXml/item3.xml><?xml version="1.0" encoding="utf-8"?>
 <ct:contentTypeSchema xmlns:ct="http://schemas.microsoft.com/office/2006/metadata/contentType" xmlns:ma="http://schemas.microsoft.com/office/2006/metadata/properties/metaAttributes" ct:_="" ma:_="" ma:contentTypeName="Document" ma:contentTypeID="0x010100C4C6D36981CFAA4A900C09C46A6D7E6B" ma:contentTypeVersion="0" ma:contentTypeDescription="Crée un document." ma:contentTypeScope="" ma:versionID="54dd15c1c0b9ceecb2c39833fae95114">
   <xsd:schema xmlns:xsd="http://www.w3.org/2001/XMLSchema" xmlns:xs="http://www.w3.org/2001/XMLSchema" xmlns:p="http://schemas.microsoft.com/office/2006/metadata/properties" targetNamespace="http://schemas.microsoft.com/office/2006/metadata/properties" ma:root="true" ma:fieldsID="935ec9c0e90322864eb5b367de8fc2ed">
     <xsd:element name="properties">
@@ -3540,10 +3582,32 @@
 </ct:contentTypeSchema>
 </file>
 
+<file path=customXml/item2.xml><?xml version="1.0" encoding="utf-8"?>
+<?mso-contentType ?>
+<FormTemplates xmlns="http://schemas.microsoft.com/sharepoint/v3/contenttype/forms">
+  <Display>DocumentLibraryForm</Display>
+  <Edit>DocumentLibraryForm</Edit>
+  <New>DocumentLibraryForm</New>
+</FormTemplates>
+</file>
+
+<file path=customXml/item3.xml><?xml version="1.0" encoding="utf-8"?>
+<p:properties xmlns:p="http://schemas.microsoft.com/office/2006/metadata/properties" xmlns:xsi="http://www.w3.org/2001/XMLSchema-instance" xmlns:pc="http://schemas.microsoft.com/office/infopath/2007/PartnerControls">
+  <documentManagement/>
+</p:properties>
+</file>
+
 <file path=customXml/itemProps1.xml><?xml version="1.0" encoding="utf-8"?>
-<ds:datastoreItem xmlns:ds="http://schemas.openxmlformats.org/officeDocument/2006/customXml" ds:itemID="{5CBB112A-CB35-48DD-AA2A-6CAECDD1B6D9}">
+<ds:datastoreItem xmlns:ds="http://schemas.openxmlformats.org/officeDocument/2006/customXml" ds:itemID="{090273F8-B4D1-43ED-947A-A788297E77EB}">
   <ds:schemaRefs>
+    <ds:schemaRef ds:uri="http://schemas.microsoft.com/office/2006/metadata/contentType"/>
+    <ds:schemaRef ds:uri="http://schemas.microsoft.com/office/2006/metadata/properties/metaAttributes"/>
+    <ds:schemaRef ds:uri="http://www.w3.org/2001/XMLSchema"/>
     <ds:schemaRef ds:uri="http://schemas.microsoft.com/office/2006/metadata/properties"/>
+    <ds:schemaRef ds:uri="http://schemas.openxmlformats.org/package/2006/metadata/core-properties"/>
+    <ds:schemaRef ds:uri="http://purl.org/dc/elements/1.1/"/>
+    <ds:schemaRef ds:uri="http://purl.org/dc/terms/"/>
+    <ds:schemaRef ds:uri="http://schemas.microsoft.com/internal/obd"/>
     <ds:schemaRef ds:uri="http://schemas.microsoft.com/office/infopath/2007/PartnerControls"/>
   </ds:schemaRefs>
 </ds:datastoreItem>
@@ -3558,16 +3622,9 @@
 </file>
 
 <file path=customXml/itemProps3.xml><?xml version="1.0" encoding="utf-8"?>
-<ds:datastoreItem xmlns:ds="http://schemas.openxmlformats.org/officeDocument/2006/customXml" ds:itemID="{090273F8-B4D1-43ED-947A-A788297E77EB}">
+<ds:datastoreItem xmlns:ds="http://schemas.openxmlformats.org/officeDocument/2006/customXml" ds:itemID="{5CBB112A-CB35-48DD-AA2A-6CAECDD1B6D9}">
   <ds:schemaRefs>
-    <ds:schemaRef ds:uri="http://schemas.microsoft.com/office/2006/metadata/contentType"/>
-    <ds:schemaRef ds:uri="http://schemas.microsoft.com/office/2006/metadata/properties/metaAttributes"/>
-    <ds:schemaRef ds:uri="http://www.w3.org/2001/XMLSchema"/>
     <ds:schemaRef ds:uri="http://schemas.microsoft.com/office/2006/metadata/properties"/>
-    <ds:schemaRef ds:uri="http://schemas.openxmlformats.org/package/2006/metadata/core-properties"/>
-    <ds:schemaRef ds:uri="http://purl.org/dc/elements/1.1/"/>
-    <ds:schemaRef ds:uri="http://purl.org/dc/terms/"/>
-    <ds:schemaRef ds:uri="http://schemas.microsoft.com/internal/obd"/>
     <ds:schemaRef ds:uri="http://schemas.microsoft.com/office/infopath/2007/PartnerControls"/>
   </ds:schemaRefs>
 </ds:datastoreItem>

--- a/Optimisations-tp3.docx
+++ b/Optimisations-tp3.docx
@@ -816,6 +816,9 @@
           </w:tcPr>
           <w:p>
             <w:r>
+              <w:rPr>
+                <w:noProof/>
+              </w:rPr>
               <w:drawing>
                 <wp:inline distT="0" distB="0" distL="0" distR="0" wp14:anchorId="1DF86F8A" wp14:editId="6F38A151">
                   <wp:extent cx="3676650" cy="2276475"/>
@@ -1112,6 +1115,9 @@
           </w:tcPr>
           <w:p>
             <w:r>
+              <w:rPr>
+                <w:noProof/>
+              </w:rPr>
               <w:drawing>
                 <wp:inline distT="0" distB="0" distL="0" distR="0" wp14:anchorId="14DC5D65" wp14:editId="64F79DAB">
                   <wp:extent cx="5486400" cy="2399665"/>
@@ -1341,6 +1347,9 @@
           </w:tcPr>
           <w:p>
             <w:r>
+              <w:rPr>
+                <w:noProof/>
+              </w:rPr>
               <w:drawing>
                 <wp:inline distT="0" distB="0" distL="0" distR="0" wp14:anchorId="2B661522" wp14:editId="60FFE21F">
                   <wp:extent cx="3552825" cy="1933575"/>
@@ -1380,6 +1389,9 @@
           </w:p>
           <w:p>
             <w:r>
+              <w:rPr>
+                <w:noProof/>
+              </w:rPr>
               <w:drawing>
                 <wp:inline distT="0" distB="0" distL="0" distR="0" wp14:anchorId="25789A00" wp14:editId="5399B0D5">
                   <wp:extent cx="4429125" cy="2076450"/>
@@ -1653,8 +1665,8 @@
         <w:tblLook w:val="04A0" w:firstRow="1" w:lastRow="0" w:firstColumn="1" w:lastColumn="0" w:noHBand="0" w:noVBand="1"/>
       </w:tblPr>
       <w:tblGrid>
-        <w:gridCol w:w="2263"/>
-        <w:gridCol w:w="6367"/>
+        <w:gridCol w:w="1634"/>
+        <w:gridCol w:w="6996"/>
       </w:tblGrid>
       <w:tr>
         <w:tc>
@@ -1674,6 +1686,2041 @@
                 <w:szCs w:val="20"/>
               </w:rPr>
               <w:t>Requête initiale</w:t>
+            </w:r>
+          </w:p>
+        </w:tc>
+        <w:tc>
+          <w:tcPr>
+            <w:tcW w:w="6367" w:type="dxa"/>
+          </w:tcPr>
+          <w:p>
+            <w:pPr>
+              <w:rPr>
+                <w:color w:val="000000" w:themeColor="text1"/>
+                <w:sz w:val="20"/>
+                <w:szCs w:val="20"/>
+                <w:highlight w:val="lightGray"/>
+              </w:rPr>
+            </w:pPr>
+            <w:r>
+              <w:rPr>
+                <w:color w:val="000000" w:themeColor="text1"/>
+                <w:sz w:val="20"/>
+                <w:szCs w:val="20"/>
+                <w:highlight w:val="lightGray"/>
+              </w:rPr>
+              <w:t xml:space="preserve">SELECT </w:t>
+            </w:r>
+          </w:p>
+          <w:p>
+            <w:pPr>
+              <w:rPr>
+                <w:color w:val="000000" w:themeColor="text1"/>
+                <w:sz w:val="20"/>
+                <w:szCs w:val="20"/>
+                <w:highlight w:val="lightGray"/>
+              </w:rPr>
+            </w:pPr>
+            <w:r>
+              <w:rPr>
+                <w:color w:val="000000" w:themeColor="text1"/>
+                <w:sz w:val="20"/>
+                <w:szCs w:val="20"/>
+                <w:highlight w:val="lightGray"/>
+              </w:rPr>
+              <w:t xml:space="preserve">    </w:t>
+            </w:r>
+            <w:proofErr w:type="spellStart"/>
+            <w:r>
+              <w:rPr>
+                <w:color w:val="000000" w:themeColor="text1"/>
+                <w:sz w:val="20"/>
+                <w:szCs w:val="20"/>
+                <w:highlight w:val="lightGray"/>
+              </w:rPr>
+              <w:t>inf.nom</w:t>
+            </w:r>
+            <w:proofErr w:type="spellEnd"/>
+            <w:r>
+              <w:rPr>
+                <w:color w:val="000000" w:themeColor="text1"/>
+                <w:sz w:val="20"/>
+                <w:szCs w:val="20"/>
+                <w:highlight w:val="lightGray"/>
+              </w:rPr>
+              <w:t xml:space="preserve">, </w:t>
+            </w:r>
+          </w:p>
+          <w:p>
+            <w:pPr>
+              <w:rPr>
+                <w:color w:val="000000" w:themeColor="text1"/>
+                <w:sz w:val="20"/>
+                <w:szCs w:val="20"/>
+                <w:highlight w:val="lightGray"/>
+              </w:rPr>
+            </w:pPr>
+            <w:r>
+              <w:rPr>
+                <w:color w:val="000000" w:themeColor="text1"/>
+                <w:sz w:val="20"/>
+                <w:szCs w:val="20"/>
+                <w:highlight w:val="lightGray"/>
+              </w:rPr>
+              <w:t xml:space="preserve">    </w:t>
+            </w:r>
+            <w:proofErr w:type="spellStart"/>
+            <w:proofErr w:type="gramStart"/>
+            <w:r>
+              <w:rPr>
+                <w:color w:val="000000" w:themeColor="text1"/>
+                <w:sz w:val="20"/>
+                <w:szCs w:val="20"/>
+                <w:highlight w:val="lightGray"/>
+              </w:rPr>
+              <w:t>inf.prenom</w:t>
+            </w:r>
+            <w:proofErr w:type="spellEnd"/>
+            <w:proofErr w:type="gramEnd"/>
+            <w:r>
+              <w:rPr>
+                <w:color w:val="000000" w:themeColor="text1"/>
+                <w:sz w:val="20"/>
+                <w:szCs w:val="20"/>
+                <w:highlight w:val="lightGray"/>
+              </w:rPr>
+              <w:t xml:space="preserve">, </w:t>
+            </w:r>
+          </w:p>
+          <w:p>
+            <w:pPr>
+              <w:rPr>
+                <w:color w:val="000000" w:themeColor="text1"/>
+                <w:sz w:val="20"/>
+                <w:szCs w:val="20"/>
+                <w:highlight w:val="lightGray"/>
+              </w:rPr>
+            </w:pPr>
+            <w:r>
+              <w:rPr>
+                <w:color w:val="000000" w:themeColor="text1"/>
+                <w:sz w:val="20"/>
+                <w:szCs w:val="20"/>
+                <w:highlight w:val="lightGray"/>
+              </w:rPr>
+              <w:t xml:space="preserve">    </w:t>
+            </w:r>
+            <w:proofErr w:type="gramStart"/>
+            <w:r>
+              <w:rPr>
+                <w:color w:val="000000" w:themeColor="text1"/>
+                <w:sz w:val="20"/>
+                <w:szCs w:val="20"/>
+                <w:highlight w:val="lightGray"/>
+              </w:rPr>
+              <w:t>COUNT(</w:t>
+            </w:r>
+            <w:proofErr w:type="gramEnd"/>
+            <w:r>
+              <w:rPr>
+                <w:color w:val="000000" w:themeColor="text1"/>
+                <w:sz w:val="20"/>
+                <w:szCs w:val="20"/>
+                <w:highlight w:val="lightGray"/>
+              </w:rPr>
+              <w:t xml:space="preserve">rdv.id) AS </w:t>
+            </w:r>
+            <w:proofErr w:type="spellStart"/>
+            <w:r>
+              <w:rPr>
+                <w:color w:val="000000" w:themeColor="text1"/>
+                <w:sz w:val="20"/>
+                <w:szCs w:val="20"/>
+                <w:highlight w:val="lightGray"/>
+              </w:rPr>
+              <w:t>nbRendezvous</w:t>
+            </w:r>
+            <w:proofErr w:type="spellEnd"/>
+            <w:r>
+              <w:rPr>
+                <w:color w:val="000000" w:themeColor="text1"/>
+                <w:sz w:val="20"/>
+                <w:szCs w:val="20"/>
+                <w:highlight w:val="lightGray"/>
+              </w:rPr>
+              <w:t>,</w:t>
+            </w:r>
+          </w:p>
+          <w:p>
+            <w:pPr>
+              <w:rPr>
+                <w:color w:val="000000" w:themeColor="text1"/>
+                <w:sz w:val="20"/>
+                <w:szCs w:val="20"/>
+                <w:highlight w:val="lightGray"/>
+              </w:rPr>
+            </w:pPr>
+            <w:r>
+              <w:rPr>
+                <w:color w:val="000000" w:themeColor="text1"/>
+                <w:sz w:val="20"/>
+                <w:szCs w:val="20"/>
+                <w:highlight w:val="lightGray"/>
+              </w:rPr>
+              <w:t xml:space="preserve">    </w:t>
+            </w:r>
+          </w:p>
+          <w:p>
+            <w:pPr>
+              <w:rPr>
+                <w:color w:val="000000" w:themeColor="text1"/>
+                <w:sz w:val="20"/>
+                <w:szCs w:val="20"/>
+                <w:highlight w:val="lightGray"/>
+              </w:rPr>
+            </w:pPr>
+            <w:r>
+              <w:rPr>
+                <w:color w:val="000000" w:themeColor="text1"/>
+                <w:sz w:val="20"/>
+                <w:szCs w:val="20"/>
+                <w:highlight w:val="lightGray"/>
+              </w:rPr>
+              <w:t xml:space="preserve">   </w:t>
+            </w:r>
+          </w:p>
+          <w:p>
+            <w:pPr>
+              <w:rPr>
+                <w:color w:val="000000" w:themeColor="text1"/>
+                <w:sz w:val="20"/>
+                <w:szCs w:val="20"/>
+                <w:highlight w:val="lightGray"/>
+              </w:rPr>
+            </w:pPr>
+            <w:r>
+              <w:rPr>
+                <w:color w:val="000000" w:themeColor="text1"/>
+                <w:sz w:val="20"/>
+                <w:szCs w:val="20"/>
+                <w:highlight w:val="lightGray"/>
+              </w:rPr>
+              <w:t xml:space="preserve">    CASE </w:t>
+            </w:r>
+          </w:p>
+          <w:p>
+            <w:pPr>
+              <w:rPr>
+                <w:color w:val="000000" w:themeColor="text1"/>
+                <w:sz w:val="20"/>
+                <w:szCs w:val="20"/>
+                <w:highlight w:val="lightGray"/>
+              </w:rPr>
+            </w:pPr>
+            <w:r>
+              <w:rPr>
+                <w:color w:val="000000" w:themeColor="text1"/>
+                <w:sz w:val="20"/>
+                <w:szCs w:val="20"/>
+                <w:highlight w:val="lightGray"/>
+              </w:rPr>
+              <w:t xml:space="preserve">        WHEN ROW_</w:t>
+            </w:r>
+            <w:proofErr w:type="gramStart"/>
+            <w:r>
+              <w:rPr>
+                <w:color w:val="000000" w:themeColor="text1"/>
+                <w:sz w:val="20"/>
+                <w:szCs w:val="20"/>
+                <w:highlight w:val="lightGray"/>
+              </w:rPr>
+              <w:t>NUMBER(</w:t>
+            </w:r>
+            <w:proofErr w:type="gramEnd"/>
+            <w:r>
+              <w:rPr>
+                <w:color w:val="000000" w:themeColor="text1"/>
+                <w:sz w:val="20"/>
+                <w:szCs w:val="20"/>
+                <w:highlight w:val="lightGray"/>
+              </w:rPr>
+              <w:t xml:space="preserve">) OVER (ORDER BY </w:t>
+            </w:r>
+            <w:proofErr w:type="gramStart"/>
+            <w:r>
+              <w:rPr>
+                <w:color w:val="000000" w:themeColor="text1"/>
+                <w:sz w:val="20"/>
+                <w:szCs w:val="20"/>
+                <w:highlight w:val="lightGray"/>
+              </w:rPr>
+              <w:t>COUNT(</w:t>
+            </w:r>
+            <w:proofErr w:type="gramEnd"/>
+            <w:r>
+              <w:rPr>
+                <w:color w:val="000000" w:themeColor="text1"/>
+                <w:sz w:val="20"/>
+                <w:szCs w:val="20"/>
+                <w:highlight w:val="lightGray"/>
+              </w:rPr>
+              <w:t xml:space="preserve">rdv.id) DESC) = 1 THEN </w:t>
+            </w:r>
+            <w:proofErr w:type="gramStart"/>
+            <w:r>
+              <w:rPr>
+                <w:color w:val="000000" w:themeColor="text1"/>
+                <w:sz w:val="20"/>
+                <w:szCs w:val="20"/>
+                <w:highlight w:val="lightGray"/>
+              </w:rPr>
+              <w:t>COUNT(</w:t>
+            </w:r>
+            <w:proofErr w:type="gramEnd"/>
+            <w:r>
+              <w:rPr>
+                <w:color w:val="000000" w:themeColor="text1"/>
+                <w:sz w:val="20"/>
+                <w:szCs w:val="20"/>
+                <w:highlight w:val="lightGray"/>
+              </w:rPr>
+              <w:t>rdv.id) * 10</w:t>
+            </w:r>
+          </w:p>
+          <w:p>
+            <w:pPr>
+              <w:rPr>
+                <w:color w:val="000000" w:themeColor="text1"/>
+                <w:sz w:val="20"/>
+                <w:szCs w:val="20"/>
+                <w:highlight w:val="lightGray"/>
+              </w:rPr>
+            </w:pPr>
+            <w:r>
+              <w:rPr>
+                <w:color w:val="000000" w:themeColor="text1"/>
+                <w:sz w:val="20"/>
+                <w:szCs w:val="20"/>
+                <w:highlight w:val="lightGray"/>
+              </w:rPr>
+              <w:t xml:space="preserve">        WHEN ROW_</w:t>
+            </w:r>
+            <w:proofErr w:type="gramStart"/>
+            <w:r>
+              <w:rPr>
+                <w:color w:val="000000" w:themeColor="text1"/>
+                <w:sz w:val="20"/>
+                <w:szCs w:val="20"/>
+                <w:highlight w:val="lightGray"/>
+              </w:rPr>
+              <w:t>NUMBER(</w:t>
+            </w:r>
+            <w:proofErr w:type="gramEnd"/>
+            <w:r>
+              <w:rPr>
+                <w:color w:val="000000" w:themeColor="text1"/>
+                <w:sz w:val="20"/>
+                <w:szCs w:val="20"/>
+                <w:highlight w:val="lightGray"/>
+              </w:rPr>
+              <w:t xml:space="preserve">) OVER (ORDER BY </w:t>
+            </w:r>
+            <w:proofErr w:type="gramStart"/>
+            <w:r>
+              <w:rPr>
+                <w:color w:val="000000" w:themeColor="text1"/>
+                <w:sz w:val="20"/>
+                <w:szCs w:val="20"/>
+                <w:highlight w:val="lightGray"/>
+              </w:rPr>
+              <w:t>COUNT(</w:t>
+            </w:r>
+            <w:proofErr w:type="gramEnd"/>
+            <w:r>
+              <w:rPr>
+                <w:color w:val="000000" w:themeColor="text1"/>
+                <w:sz w:val="20"/>
+                <w:szCs w:val="20"/>
+                <w:highlight w:val="lightGray"/>
+              </w:rPr>
+              <w:t xml:space="preserve">rdv.id) DESC) IN (2, 3) THEN </w:t>
+            </w:r>
+            <w:proofErr w:type="gramStart"/>
+            <w:r>
+              <w:rPr>
+                <w:color w:val="000000" w:themeColor="text1"/>
+                <w:sz w:val="20"/>
+                <w:szCs w:val="20"/>
+                <w:highlight w:val="lightGray"/>
+              </w:rPr>
+              <w:t>COUNT(</w:t>
+            </w:r>
+            <w:proofErr w:type="gramEnd"/>
+            <w:r>
+              <w:rPr>
+                <w:color w:val="000000" w:themeColor="text1"/>
+                <w:sz w:val="20"/>
+                <w:szCs w:val="20"/>
+                <w:highlight w:val="lightGray"/>
+              </w:rPr>
+              <w:t>rdv.id) * 8</w:t>
+            </w:r>
+          </w:p>
+          <w:p>
+            <w:pPr>
+              <w:rPr>
+                <w:color w:val="000000" w:themeColor="text1"/>
+                <w:sz w:val="20"/>
+                <w:szCs w:val="20"/>
+                <w:highlight w:val="lightGray"/>
+              </w:rPr>
+            </w:pPr>
+            <w:r>
+              <w:rPr>
+                <w:color w:val="000000" w:themeColor="text1"/>
+                <w:sz w:val="20"/>
+                <w:szCs w:val="20"/>
+                <w:highlight w:val="lightGray"/>
+              </w:rPr>
+              <w:t xml:space="preserve">        WHEN ROW_</w:t>
+            </w:r>
+            <w:proofErr w:type="gramStart"/>
+            <w:r>
+              <w:rPr>
+                <w:color w:val="000000" w:themeColor="text1"/>
+                <w:sz w:val="20"/>
+                <w:szCs w:val="20"/>
+                <w:highlight w:val="lightGray"/>
+              </w:rPr>
+              <w:t>NUMBER(</w:t>
+            </w:r>
+            <w:proofErr w:type="gramEnd"/>
+            <w:r>
+              <w:rPr>
+                <w:color w:val="000000" w:themeColor="text1"/>
+                <w:sz w:val="20"/>
+                <w:szCs w:val="20"/>
+                <w:highlight w:val="lightGray"/>
+              </w:rPr>
+              <w:t xml:space="preserve">) OVER (ORDER BY </w:t>
+            </w:r>
+            <w:proofErr w:type="gramStart"/>
+            <w:r>
+              <w:rPr>
+                <w:color w:val="000000" w:themeColor="text1"/>
+                <w:sz w:val="20"/>
+                <w:szCs w:val="20"/>
+                <w:highlight w:val="lightGray"/>
+              </w:rPr>
+              <w:t>COUNT(</w:t>
+            </w:r>
+            <w:proofErr w:type="gramEnd"/>
+            <w:r>
+              <w:rPr>
+                <w:color w:val="000000" w:themeColor="text1"/>
+                <w:sz w:val="20"/>
+                <w:szCs w:val="20"/>
+                <w:highlight w:val="lightGray"/>
+              </w:rPr>
+              <w:t xml:space="preserve">rdv.id) DESC) IN (4, 5) THEN </w:t>
+            </w:r>
+            <w:proofErr w:type="gramStart"/>
+            <w:r>
+              <w:rPr>
+                <w:color w:val="000000" w:themeColor="text1"/>
+                <w:sz w:val="20"/>
+                <w:szCs w:val="20"/>
+                <w:highlight w:val="lightGray"/>
+              </w:rPr>
+              <w:t>COUNT(</w:t>
+            </w:r>
+            <w:proofErr w:type="gramEnd"/>
+            <w:r>
+              <w:rPr>
+                <w:color w:val="000000" w:themeColor="text1"/>
+                <w:sz w:val="20"/>
+                <w:szCs w:val="20"/>
+                <w:highlight w:val="lightGray"/>
+              </w:rPr>
+              <w:t>rdv.id) * 6</w:t>
+            </w:r>
+          </w:p>
+          <w:p>
+            <w:pPr>
+              <w:rPr>
+                <w:color w:val="000000" w:themeColor="text1"/>
+                <w:sz w:val="20"/>
+                <w:szCs w:val="20"/>
+                <w:highlight w:val="lightGray"/>
+              </w:rPr>
+            </w:pPr>
+            <w:r>
+              <w:rPr>
+                <w:color w:val="000000" w:themeColor="text1"/>
+                <w:sz w:val="20"/>
+                <w:szCs w:val="20"/>
+                <w:highlight w:val="lightGray"/>
+              </w:rPr>
+              <w:t xml:space="preserve">    END AS </w:t>
+            </w:r>
+            <w:proofErr w:type="spellStart"/>
+            <w:r>
+              <w:rPr>
+                <w:color w:val="000000" w:themeColor="text1"/>
+                <w:sz w:val="20"/>
+                <w:szCs w:val="20"/>
+                <w:highlight w:val="lightGray"/>
+              </w:rPr>
+              <w:t>montant_prime</w:t>
+            </w:r>
+            <w:proofErr w:type="spellEnd"/>
+            <w:r>
+              <w:rPr>
+                <w:color w:val="000000" w:themeColor="text1"/>
+                <w:sz w:val="20"/>
+                <w:szCs w:val="20"/>
+                <w:highlight w:val="lightGray"/>
+              </w:rPr>
+              <w:t>,</w:t>
+            </w:r>
+          </w:p>
+          <w:p>
+            <w:pPr>
+              <w:rPr>
+                <w:color w:val="000000" w:themeColor="text1"/>
+                <w:sz w:val="20"/>
+                <w:szCs w:val="20"/>
+                <w:highlight w:val="lightGray"/>
+              </w:rPr>
+            </w:pPr>
+            <w:r>
+              <w:rPr>
+                <w:color w:val="000000" w:themeColor="text1"/>
+                <w:sz w:val="20"/>
+                <w:szCs w:val="20"/>
+                <w:highlight w:val="lightGray"/>
+              </w:rPr>
+              <w:t xml:space="preserve">    </w:t>
+            </w:r>
+          </w:p>
+          <w:p>
+            <w:pPr>
+              <w:rPr>
+                <w:color w:val="000000" w:themeColor="text1"/>
+                <w:sz w:val="20"/>
+                <w:szCs w:val="20"/>
+                <w:highlight w:val="lightGray"/>
+              </w:rPr>
+            </w:pPr>
+            <w:r>
+              <w:rPr>
+                <w:color w:val="000000" w:themeColor="text1"/>
+                <w:sz w:val="20"/>
+                <w:szCs w:val="20"/>
+                <w:highlight w:val="lightGray"/>
+              </w:rPr>
+              <w:t xml:space="preserve">    </w:t>
+            </w:r>
+          </w:p>
+          <w:p>
+            <w:pPr>
+              <w:rPr>
+                <w:color w:val="000000" w:themeColor="text1"/>
+                <w:sz w:val="20"/>
+                <w:szCs w:val="20"/>
+                <w:highlight w:val="lightGray"/>
+              </w:rPr>
+            </w:pPr>
+            <w:r>
+              <w:rPr>
+                <w:color w:val="000000" w:themeColor="text1"/>
+                <w:sz w:val="20"/>
+                <w:szCs w:val="20"/>
+                <w:highlight w:val="lightGray"/>
+              </w:rPr>
+              <w:t xml:space="preserve">    ROUND(</w:t>
+            </w:r>
+            <w:proofErr w:type="gramStart"/>
+            <w:r>
+              <w:rPr>
+                <w:color w:val="000000" w:themeColor="text1"/>
+                <w:sz w:val="20"/>
+                <w:szCs w:val="20"/>
+                <w:highlight w:val="lightGray"/>
+              </w:rPr>
+              <w:t>COUNT(</w:t>
+            </w:r>
+            <w:proofErr w:type="gramEnd"/>
+            <w:r>
+              <w:rPr>
+                <w:color w:val="000000" w:themeColor="text1"/>
+                <w:sz w:val="20"/>
+                <w:szCs w:val="20"/>
+                <w:highlight w:val="lightGray"/>
+              </w:rPr>
+              <w:t>rdv.id) / (</w:t>
+            </w:r>
+          </w:p>
+          <w:p>
+            <w:pPr>
+              <w:rPr>
+                <w:color w:val="000000" w:themeColor="text1"/>
+                <w:sz w:val="20"/>
+                <w:szCs w:val="20"/>
+                <w:highlight w:val="lightGray"/>
+              </w:rPr>
+            </w:pPr>
+            <w:r>
+              <w:rPr>
+                <w:color w:val="000000" w:themeColor="text1"/>
+                <w:sz w:val="20"/>
+                <w:szCs w:val="20"/>
+                <w:highlight w:val="lightGray"/>
+              </w:rPr>
+              <w:t xml:space="preserve">        SELECT </w:t>
+            </w:r>
+            <w:proofErr w:type="gramStart"/>
+            <w:r>
+              <w:rPr>
+                <w:color w:val="000000" w:themeColor="text1"/>
+                <w:sz w:val="20"/>
+                <w:szCs w:val="20"/>
+                <w:highlight w:val="lightGray"/>
+              </w:rPr>
+              <w:t>COUNT(</w:t>
+            </w:r>
+            <w:proofErr w:type="gramEnd"/>
+            <w:r>
+              <w:rPr>
+                <w:color w:val="000000" w:themeColor="text1"/>
+                <w:sz w:val="20"/>
+                <w:szCs w:val="20"/>
+                <w:highlight w:val="lightGray"/>
+              </w:rPr>
+              <w:t xml:space="preserve">*) </w:t>
+            </w:r>
+          </w:p>
+          <w:p>
+            <w:pPr>
+              <w:rPr>
+                <w:color w:val="000000" w:themeColor="text1"/>
+                <w:sz w:val="20"/>
+                <w:szCs w:val="20"/>
+                <w:highlight w:val="lightGray"/>
+              </w:rPr>
+            </w:pPr>
+            <w:r>
+              <w:rPr>
+                <w:color w:val="000000" w:themeColor="text1"/>
+                <w:sz w:val="20"/>
+                <w:szCs w:val="20"/>
+                <w:highlight w:val="lightGray"/>
+              </w:rPr>
+              <w:t xml:space="preserve">        FROM </w:t>
+            </w:r>
+            <w:proofErr w:type="spellStart"/>
+            <w:r>
+              <w:rPr>
+                <w:color w:val="000000" w:themeColor="text1"/>
+                <w:sz w:val="20"/>
+                <w:szCs w:val="20"/>
+                <w:highlight w:val="lightGray"/>
+              </w:rPr>
+              <w:t>rendez_vous</w:t>
+            </w:r>
+            <w:proofErr w:type="spellEnd"/>
+            <w:r>
+              <w:rPr>
+                <w:color w:val="000000" w:themeColor="text1"/>
+                <w:sz w:val="20"/>
+                <w:szCs w:val="20"/>
+                <w:highlight w:val="lightGray"/>
+              </w:rPr>
+              <w:t xml:space="preserve"> rdv2 </w:t>
+            </w:r>
+          </w:p>
+          <w:p>
+            <w:pPr>
+              <w:rPr>
+                <w:color w:val="000000" w:themeColor="text1"/>
+                <w:sz w:val="20"/>
+                <w:szCs w:val="20"/>
+                <w:highlight w:val="lightGray"/>
+              </w:rPr>
+            </w:pPr>
+            <w:r>
+              <w:rPr>
+                <w:color w:val="000000" w:themeColor="text1"/>
+                <w:sz w:val="20"/>
+                <w:szCs w:val="20"/>
+                <w:highlight w:val="lightGray"/>
+              </w:rPr>
+              <w:t xml:space="preserve">        WHERE </w:t>
+            </w:r>
+            <w:proofErr w:type="gramStart"/>
+            <w:r>
+              <w:rPr>
+                <w:color w:val="000000" w:themeColor="text1"/>
+                <w:sz w:val="20"/>
+                <w:szCs w:val="20"/>
+                <w:highlight w:val="lightGray"/>
+              </w:rPr>
+              <w:t>EXTRACT(</w:t>
+            </w:r>
+            <w:proofErr w:type="spellStart"/>
+            <w:proofErr w:type="gramEnd"/>
+            <w:r>
+              <w:rPr>
+                <w:color w:val="000000" w:themeColor="text1"/>
+                <w:sz w:val="20"/>
+                <w:szCs w:val="20"/>
+                <w:highlight w:val="lightGray"/>
+              </w:rPr>
+              <w:t>year</w:t>
+            </w:r>
+            <w:proofErr w:type="spellEnd"/>
+            <w:r>
+              <w:rPr>
+                <w:color w:val="000000" w:themeColor="text1"/>
+                <w:sz w:val="20"/>
+                <w:szCs w:val="20"/>
+                <w:highlight w:val="lightGray"/>
+              </w:rPr>
+              <w:t xml:space="preserve"> FROM rdv2.date_rdv) = 2026 </w:t>
+            </w:r>
+          </w:p>
+          <w:p>
+            <w:pPr>
+              <w:rPr>
+                <w:color w:val="000000" w:themeColor="text1"/>
+                <w:sz w:val="20"/>
+                <w:szCs w:val="20"/>
+                <w:highlight w:val="lightGray"/>
+              </w:rPr>
+            </w:pPr>
+            <w:r>
+              <w:rPr>
+                <w:color w:val="000000" w:themeColor="text1"/>
+                <w:sz w:val="20"/>
+                <w:szCs w:val="20"/>
+                <w:highlight w:val="lightGray"/>
+              </w:rPr>
+              <w:t xml:space="preserve">          AND TO_</w:t>
+            </w:r>
+            <w:proofErr w:type="gramStart"/>
+            <w:r>
+              <w:rPr>
+                <w:color w:val="000000" w:themeColor="text1"/>
+                <w:sz w:val="20"/>
+                <w:szCs w:val="20"/>
+                <w:highlight w:val="lightGray"/>
+              </w:rPr>
+              <w:t>CHAR(</w:t>
+            </w:r>
+            <w:proofErr w:type="gramEnd"/>
+            <w:r>
+              <w:rPr>
+                <w:color w:val="000000" w:themeColor="text1"/>
+                <w:sz w:val="20"/>
+                <w:szCs w:val="20"/>
+                <w:highlight w:val="lightGray"/>
+              </w:rPr>
+              <w:t>rdv2.date_rdv, 'DY', 'NLS_DATE_LANGUAGE=AMERICAN') IN ('SAT', 'SUN')</w:t>
+            </w:r>
+          </w:p>
+          <w:p>
+            <w:pPr>
+              <w:rPr>
+                <w:color w:val="000000" w:themeColor="text1"/>
+                <w:sz w:val="20"/>
+                <w:szCs w:val="20"/>
+                <w:highlight w:val="lightGray"/>
+              </w:rPr>
+            </w:pPr>
+            <w:r>
+              <w:rPr>
+                <w:color w:val="000000" w:themeColor="text1"/>
+                <w:sz w:val="20"/>
+                <w:szCs w:val="20"/>
+                <w:highlight w:val="lightGray"/>
+              </w:rPr>
+              <w:t xml:space="preserve">    ), 4) AS </w:t>
+            </w:r>
+            <w:proofErr w:type="spellStart"/>
+            <w:r>
+              <w:rPr>
+                <w:color w:val="000000" w:themeColor="text1"/>
+                <w:sz w:val="20"/>
+                <w:szCs w:val="20"/>
+                <w:highlight w:val="lightGray"/>
+              </w:rPr>
+              <w:t>ratio_rdv</w:t>
+            </w:r>
+            <w:proofErr w:type="spellEnd"/>
+          </w:p>
+          <w:p>
+            <w:pPr>
+              <w:rPr>
+                <w:color w:val="000000" w:themeColor="text1"/>
+                <w:sz w:val="20"/>
+                <w:szCs w:val="20"/>
+                <w:highlight w:val="lightGray"/>
+              </w:rPr>
+            </w:pPr>
+            <w:r>
+              <w:rPr>
+                <w:color w:val="000000" w:themeColor="text1"/>
+                <w:sz w:val="20"/>
+                <w:szCs w:val="20"/>
+                <w:highlight w:val="lightGray"/>
+              </w:rPr>
+              <w:t xml:space="preserve">    </w:t>
+            </w:r>
+          </w:p>
+          <w:p>
+            <w:pPr>
+              <w:rPr>
+                <w:color w:val="000000" w:themeColor="text1"/>
+                <w:sz w:val="20"/>
+                <w:szCs w:val="20"/>
+                <w:highlight w:val="lightGray"/>
+              </w:rPr>
+            </w:pPr>
+            <w:r>
+              <w:rPr>
+                <w:color w:val="000000" w:themeColor="text1"/>
+                <w:sz w:val="20"/>
+                <w:szCs w:val="20"/>
+                <w:highlight w:val="lightGray"/>
+              </w:rPr>
+              <w:t xml:space="preserve">FROM </w:t>
+            </w:r>
+            <w:proofErr w:type="spellStart"/>
+            <w:r>
+              <w:rPr>
+                <w:color w:val="000000" w:themeColor="text1"/>
+                <w:sz w:val="20"/>
+                <w:szCs w:val="20"/>
+                <w:highlight w:val="lightGray"/>
+              </w:rPr>
+              <w:t>infirmiere</w:t>
+            </w:r>
+            <w:proofErr w:type="spellEnd"/>
+            <w:r>
+              <w:rPr>
+                <w:color w:val="000000" w:themeColor="text1"/>
+                <w:sz w:val="20"/>
+                <w:szCs w:val="20"/>
+                <w:highlight w:val="lightGray"/>
+              </w:rPr>
+              <w:t xml:space="preserve"> </w:t>
+            </w:r>
+            <w:proofErr w:type="spellStart"/>
+            <w:r>
+              <w:rPr>
+                <w:color w:val="000000" w:themeColor="text1"/>
+                <w:sz w:val="20"/>
+                <w:szCs w:val="20"/>
+                <w:highlight w:val="lightGray"/>
+              </w:rPr>
+              <w:t>inf</w:t>
+            </w:r>
+            <w:proofErr w:type="spellEnd"/>
+            <w:r>
+              <w:rPr>
+                <w:color w:val="000000" w:themeColor="text1"/>
+                <w:sz w:val="20"/>
+                <w:szCs w:val="20"/>
+                <w:highlight w:val="lightGray"/>
+              </w:rPr>
+              <w:t xml:space="preserve"> </w:t>
+            </w:r>
+          </w:p>
+          <w:p>
+            <w:pPr>
+              <w:rPr>
+                <w:color w:val="000000" w:themeColor="text1"/>
+                <w:sz w:val="20"/>
+                <w:szCs w:val="20"/>
+                <w:highlight w:val="lightGray"/>
+              </w:rPr>
+            </w:pPr>
+            <w:r>
+              <w:rPr>
+                <w:color w:val="000000" w:themeColor="text1"/>
+                <w:sz w:val="20"/>
+                <w:szCs w:val="20"/>
+                <w:highlight w:val="lightGray"/>
+              </w:rPr>
+              <w:t xml:space="preserve">JOIN </w:t>
+            </w:r>
+            <w:proofErr w:type="spellStart"/>
+            <w:r>
+              <w:rPr>
+                <w:color w:val="000000" w:themeColor="text1"/>
+                <w:sz w:val="20"/>
+                <w:szCs w:val="20"/>
+                <w:highlight w:val="lightGray"/>
+              </w:rPr>
+              <w:t>rendez_vous</w:t>
+            </w:r>
+            <w:proofErr w:type="spellEnd"/>
+            <w:r>
+              <w:rPr>
+                <w:color w:val="000000" w:themeColor="text1"/>
+                <w:sz w:val="20"/>
+                <w:szCs w:val="20"/>
+                <w:highlight w:val="lightGray"/>
+              </w:rPr>
+              <w:t xml:space="preserve"> rdv ON </w:t>
+            </w:r>
+            <w:proofErr w:type="spellStart"/>
+            <w:proofErr w:type="gramStart"/>
+            <w:r>
+              <w:rPr>
+                <w:color w:val="000000" w:themeColor="text1"/>
+                <w:sz w:val="20"/>
+                <w:szCs w:val="20"/>
+                <w:highlight w:val="lightGray"/>
+              </w:rPr>
+              <w:t>rdv.infirmiere</w:t>
+            </w:r>
+            <w:proofErr w:type="gramEnd"/>
+            <w:r>
+              <w:rPr>
+                <w:color w:val="000000" w:themeColor="text1"/>
+                <w:sz w:val="20"/>
+                <w:szCs w:val="20"/>
+                <w:highlight w:val="lightGray"/>
+              </w:rPr>
+              <w:t>_id</w:t>
+            </w:r>
+            <w:proofErr w:type="spellEnd"/>
+            <w:r>
+              <w:rPr>
+                <w:color w:val="000000" w:themeColor="text1"/>
+                <w:sz w:val="20"/>
+                <w:szCs w:val="20"/>
+                <w:highlight w:val="lightGray"/>
+              </w:rPr>
+              <w:t xml:space="preserve"> = inf.id</w:t>
+            </w:r>
+          </w:p>
+          <w:p>
+            <w:pPr>
+              <w:rPr>
+                <w:color w:val="000000" w:themeColor="text1"/>
+                <w:sz w:val="20"/>
+                <w:szCs w:val="20"/>
+                <w:highlight w:val="lightGray"/>
+              </w:rPr>
+            </w:pPr>
+          </w:p>
+          <w:p>
+            <w:pPr>
+              <w:rPr>
+                <w:color w:val="000000" w:themeColor="text1"/>
+                <w:sz w:val="20"/>
+                <w:szCs w:val="20"/>
+                <w:highlight w:val="lightGray"/>
+              </w:rPr>
+            </w:pPr>
+            <w:r>
+              <w:rPr>
+                <w:color w:val="000000" w:themeColor="text1"/>
+                <w:sz w:val="20"/>
+                <w:szCs w:val="20"/>
+                <w:highlight w:val="lightGray"/>
+              </w:rPr>
+              <w:t xml:space="preserve">WHERE </w:t>
+            </w:r>
+            <w:proofErr w:type="gramStart"/>
+            <w:r>
+              <w:rPr>
+                <w:color w:val="000000" w:themeColor="text1"/>
+                <w:sz w:val="20"/>
+                <w:szCs w:val="20"/>
+                <w:highlight w:val="lightGray"/>
+              </w:rPr>
+              <w:t>EXTRACT(</w:t>
+            </w:r>
+            <w:proofErr w:type="spellStart"/>
+            <w:proofErr w:type="gramEnd"/>
+            <w:r>
+              <w:rPr>
+                <w:color w:val="000000" w:themeColor="text1"/>
+                <w:sz w:val="20"/>
+                <w:szCs w:val="20"/>
+                <w:highlight w:val="lightGray"/>
+              </w:rPr>
+              <w:t>year</w:t>
+            </w:r>
+            <w:proofErr w:type="spellEnd"/>
+            <w:r>
+              <w:rPr>
+                <w:color w:val="000000" w:themeColor="text1"/>
+                <w:sz w:val="20"/>
+                <w:szCs w:val="20"/>
+                <w:highlight w:val="lightGray"/>
+              </w:rPr>
+              <w:t xml:space="preserve"> FROM </w:t>
+            </w:r>
+            <w:proofErr w:type="spellStart"/>
+            <w:proofErr w:type="gramStart"/>
+            <w:r>
+              <w:rPr>
+                <w:color w:val="000000" w:themeColor="text1"/>
+                <w:sz w:val="20"/>
+                <w:szCs w:val="20"/>
+                <w:highlight w:val="lightGray"/>
+              </w:rPr>
+              <w:t>rdv.date</w:t>
+            </w:r>
+            <w:proofErr w:type="gramEnd"/>
+            <w:r>
+              <w:rPr>
+                <w:color w:val="000000" w:themeColor="text1"/>
+                <w:sz w:val="20"/>
+                <w:szCs w:val="20"/>
+                <w:highlight w:val="lightGray"/>
+              </w:rPr>
+              <w:t>_rdv</w:t>
+            </w:r>
+            <w:proofErr w:type="spellEnd"/>
+            <w:r>
+              <w:rPr>
+                <w:color w:val="000000" w:themeColor="text1"/>
+                <w:sz w:val="20"/>
+                <w:szCs w:val="20"/>
+                <w:highlight w:val="lightGray"/>
+              </w:rPr>
+              <w:t xml:space="preserve">) = 2026 </w:t>
+            </w:r>
+          </w:p>
+          <w:p>
+            <w:pPr>
+              <w:rPr>
+                <w:color w:val="000000" w:themeColor="text1"/>
+                <w:sz w:val="20"/>
+                <w:szCs w:val="20"/>
+                <w:highlight w:val="lightGray"/>
+              </w:rPr>
+            </w:pPr>
+            <w:r>
+              <w:rPr>
+                <w:color w:val="000000" w:themeColor="text1"/>
+                <w:sz w:val="20"/>
+                <w:szCs w:val="20"/>
+                <w:highlight w:val="lightGray"/>
+              </w:rPr>
+              <w:t xml:space="preserve">  AND TO_</w:t>
+            </w:r>
+            <w:proofErr w:type="gramStart"/>
+            <w:r>
+              <w:rPr>
+                <w:color w:val="000000" w:themeColor="text1"/>
+                <w:sz w:val="20"/>
+                <w:szCs w:val="20"/>
+                <w:highlight w:val="lightGray"/>
+              </w:rPr>
+              <w:t>CHAR(</w:t>
+            </w:r>
+            <w:proofErr w:type="spellStart"/>
+            <w:r>
+              <w:rPr>
+                <w:color w:val="000000" w:themeColor="text1"/>
+                <w:sz w:val="20"/>
+                <w:szCs w:val="20"/>
+                <w:highlight w:val="lightGray"/>
+              </w:rPr>
+              <w:t>rdv.date</w:t>
+            </w:r>
+            <w:proofErr w:type="gramEnd"/>
+            <w:r>
+              <w:rPr>
+                <w:color w:val="000000" w:themeColor="text1"/>
+                <w:sz w:val="20"/>
+                <w:szCs w:val="20"/>
+                <w:highlight w:val="lightGray"/>
+              </w:rPr>
+              <w:t>_rdv</w:t>
+            </w:r>
+            <w:proofErr w:type="spellEnd"/>
+            <w:r>
+              <w:rPr>
+                <w:color w:val="000000" w:themeColor="text1"/>
+                <w:sz w:val="20"/>
+                <w:szCs w:val="20"/>
+                <w:highlight w:val="lightGray"/>
+              </w:rPr>
+              <w:t>, 'DY', 'NLS_DATE_LANGUAGE=AMERICAN') IN ('SAT', 'SUN')</w:t>
+            </w:r>
+          </w:p>
+          <w:p>
+            <w:pPr>
+              <w:rPr>
+                <w:color w:val="000000" w:themeColor="text1"/>
+                <w:sz w:val="20"/>
+                <w:szCs w:val="20"/>
+                <w:highlight w:val="lightGray"/>
+              </w:rPr>
+            </w:pPr>
+          </w:p>
+          <w:p>
+            <w:pPr>
+              <w:rPr>
+                <w:color w:val="000000" w:themeColor="text1"/>
+                <w:sz w:val="20"/>
+                <w:szCs w:val="20"/>
+                <w:highlight w:val="lightGray"/>
+              </w:rPr>
+            </w:pPr>
+            <w:r>
+              <w:rPr>
+                <w:color w:val="000000" w:themeColor="text1"/>
+                <w:sz w:val="20"/>
+                <w:szCs w:val="20"/>
+                <w:highlight w:val="lightGray"/>
+              </w:rPr>
+              <w:t xml:space="preserve">GROUP BY inf.id, </w:t>
+            </w:r>
+            <w:proofErr w:type="spellStart"/>
+            <w:r>
+              <w:rPr>
+                <w:color w:val="000000" w:themeColor="text1"/>
+                <w:sz w:val="20"/>
+                <w:szCs w:val="20"/>
+                <w:highlight w:val="lightGray"/>
+              </w:rPr>
+              <w:t>inf.nom</w:t>
+            </w:r>
+            <w:proofErr w:type="spellEnd"/>
+            <w:r>
+              <w:rPr>
+                <w:color w:val="000000" w:themeColor="text1"/>
+                <w:sz w:val="20"/>
+                <w:szCs w:val="20"/>
+                <w:highlight w:val="lightGray"/>
+              </w:rPr>
+              <w:t xml:space="preserve">, </w:t>
+            </w:r>
+            <w:proofErr w:type="spellStart"/>
+            <w:proofErr w:type="gramStart"/>
+            <w:r>
+              <w:rPr>
+                <w:color w:val="000000" w:themeColor="text1"/>
+                <w:sz w:val="20"/>
+                <w:szCs w:val="20"/>
+                <w:highlight w:val="lightGray"/>
+              </w:rPr>
+              <w:t>inf.prenom</w:t>
+            </w:r>
+            <w:proofErr w:type="spellEnd"/>
+            <w:proofErr w:type="gramEnd"/>
+          </w:p>
+          <w:p>
+            <w:pPr>
+              <w:rPr>
+                <w:color w:val="000000" w:themeColor="text1"/>
+                <w:sz w:val="20"/>
+                <w:szCs w:val="20"/>
+                <w:highlight w:val="lightGray"/>
+              </w:rPr>
+            </w:pPr>
+            <w:r>
+              <w:rPr>
+                <w:color w:val="000000" w:themeColor="text1"/>
+                <w:sz w:val="20"/>
+                <w:szCs w:val="20"/>
+                <w:highlight w:val="lightGray"/>
+              </w:rPr>
+              <w:t xml:space="preserve">ORDER BY </w:t>
+            </w:r>
+            <w:proofErr w:type="spellStart"/>
+            <w:r>
+              <w:rPr>
+                <w:color w:val="000000" w:themeColor="text1"/>
+                <w:sz w:val="20"/>
+                <w:szCs w:val="20"/>
+                <w:highlight w:val="lightGray"/>
+              </w:rPr>
+              <w:t>nbRendezvous</w:t>
+            </w:r>
+            <w:proofErr w:type="spellEnd"/>
+            <w:r>
+              <w:rPr>
+                <w:color w:val="000000" w:themeColor="text1"/>
+                <w:sz w:val="20"/>
+                <w:szCs w:val="20"/>
+                <w:highlight w:val="lightGray"/>
+              </w:rPr>
+              <w:t xml:space="preserve"> DESC</w:t>
+            </w:r>
+          </w:p>
+          <w:p>
+            <w:pPr>
+              <w:rPr>
+                <w:color w:val="000000" w:themeColor="text1"/>
+              </w:rPr>
+            </w:pPr>
+            <w:r>
+              <w:rPr>
+                <w:color w:val="000000" w:themeColor="text1"/>
+                <w:sz w:val="20"/>
+                <w:szCs w:val="20"/>
+                <w:highlight w:val="lightGray"/>
+              </w:rPr>
+              <w:t>FETCH FIRST 5 ROWS ONLY;</w:t>
+            </w:r>
+          </w:p>
+        </w:tc>
+      </w:tr>
+      <w:tr>
+        <w:tc>
+          <w:tcPr>
+            <w:tcW w:w="2263" w:type="dxa"/>
+          </w:tcPr>
+          <w:p>
+            <w:pPr>
+              <w:rPr>
+                <w:sz w:val="20"/>
+                <w:szCs w:val="20"/>
+              </w:rPr>
+            </w:pPr>
+            <w:r>
+              <w:rPr>
+                <w:sz w:val="20"/>
+                <w:szCs w:val="20"/>
+              </w:rPr>
+              <w:lastRenderedPageBreak/>
+              <w:t>Plan de traitement</w:t>
+            </w:r>
+          </w:p>
+        </w:tc>
+        <w:tc>
+          <w:tcPr>
+            <w:tcW w:w="6367" w:type="dxa"/>
+          </w:tcPr>
+          <w:p>
+            <w:r>
+              <w:drawing>
+                <wp:inline distT="0" distB="0" distL="0" distR="0" wp14:anchorId="31A3A9FB" wp14:editId="2013A7E8">
+                  <wp:extent cx="3648075" cy="1828800"/>
+                  <wp:effectExtent l="0" t="0" r="9525" b="0"/>
+                  <wp:docPr id="478939216" name="Image 1"/>
+                  <wp:cNvGraphicFramePr>
+                    <a:graphicFrameLocks xmlns:a="http://schemas.openxmlformats.org/drawingml/2006/main" noChangeAspect="1"/>
+                  </wp:cNvGraphicFramePr>
+                  <a:graphic xmlns:a="http://schemas.openxmlformats.org/drawingml/2006/main">
+                    <a:graphicData uri="http://schemas.openxmlformats.org/drawingml/2006/picture">
+                      <pic:pic xmlns:pic="http://schemas.openxmlformats.org/drawingml/2006/picture">
+                        <pic:nvPicPr>
+                          <pic:cNvPr id="478939216" name=""/>
+                          <pic:cNvPicPr/>
+                        </pic:nvPicPr>
+                        <pic:blipFill>
+                          <a:blip r:embed="rId14"/>
+                          <a:stretch>
+                            <a:fillRect/>
+                          </a:stretch>
+                        </pic:blipFill>
+                        <pic:spPr>
+                          <a:xfrm>
+                            <a:off x="0" y="0"/>
+                            <a:ext cx="3648075" cy="1828800"/>
+                          </a:xfrm>
+                          <a:prstGeom prst="rect">
+                            <a:avLst/>
+                          </a:prstGeom>
+                        </pic:spPr>
+                      </pic:pic>
+                    </a:graphicData>
+                  </a:graphic>
+                </wp:inline>
+              </w:drawing>
+            </w:r>
+          </w:p>
+          <w:p/>
+        </w:tc>
+      </w:tr>
+      <w:tr>
+        <w:tc>
+          <w:tcPr>
+            <w:tcW w:w="2263" w:type="dxa"/>
+          </w:tcPr>
+          <w:p>
+            <w:pPr>
+              <w:rPr>
+                <w:sz w:val="20"/>
+                <w:szCs w:val="20"/>
+              </w:rPr>
+            </w:pPr>
+            <w:r>
+              <w:rPr>
+                <w:sz w:val="20"/>
+                <w:szCs w:val="20"/>
+              </w:rPr>
+              <w:t>À améliorer</w:t>
+            </w:r>
+          </w:p>
+        </w:tc>
+        <w:tc>
+          <w:tcPr>
+            <w:tcW w:w="6367" w:type="dxa"/>
+          </w:tcPr>
+          <w:p>
+            <w:pPr>
+              <w:rPr>
+                <w:sz w:val="20"/>
+                <w:szCs w:val="20"/>
+              </w:rPr>
+            </w:pPr>
+            <w:r>
+              <w:rPr>
+                <w:b/>
+                <w:bCs/>
+                <w:sz w:val="20"/>
+                <w:szCs w:val="20"/>
+              </w:rPr>
+              <w:t>La sous-requête dans le SELECT</w:t>
+            </w:r>
+            <w:r>
+              <w:rPr>
+                <w:sz w:val="20"/>
+                <w:szCs w:val="20"/>
+              </w:rPr>
+              <w:t xml:space="preserve"> : Elle force une double lecture de la table.</w:t>
+            </w:r>
+          </w:p>
+          <w:p>
+            <w:pPr>
+              <w:rPr>
+                <w:sz w:val="20"/>
+                <w:szCs w:val="20"/>
+              </w:rPr>
+            </w:pPr>
+          </w:p>
+          <w:p>
+            <w:pPr>
+              <w:rPr>
+                <w:sz w:val="20"/>
+                <w:szCs w:val="20"/>
+              </w:rPr>
+            </w:pPr>
+            <w:r>
+              <w:rPr>
+                <w:sz w:val="20"/>
+                <w:szCs w:val="20"/>
+              </w:rPr>
+              <w:t xml:space="preserve">L'utilisation des fonctions </w:t>
+            </w:r>
+            <w:proofErr w:type="gramStart"/>
+            <w:r>
+              <w:rPr>
+                <w:sz w:val="20"/>
+                <w:szCs w:val="20"/>
+              </w:rPr>
+              <w:t>EXTRACT(</w:t>
+            </w:r>
+            <w:proofErr w:type="gramEnd"/>
+            <w:r>
+              <w:rPr>
+                <w:sz w:val="20"/>
+                <w:szCs w:val="20"/>
+              </w:rPr>
+              <w:t>) et TO_</w:t>
+            </w:r>
+            <w:proofErr w:type="gramStart"/>
+            <w:r>
+              <w:rPr>
+                <w:sz w:val="20"/>
+                <w:szCs w:val="20"/>
+              </w:rPr>
+              <w:t>CHAR(</w:t>
+            </w:r>
+            <w:proofErr w:type="gramEnd"/>
+            <w:r>
+              <w:rPr>
+                <w:sz w:val="20"/>
+                <w:szCs w:val="20"/>
+              </w:rPr>
+              <w:t xml:space="preserve">) directement sur la colonne </w:t>
+            </w:r>
+            <w:proofErr w:type="spellStart"/>
+            <w:r>
+              <w:rPr>
+                <w:sz w:val="20"/>
+                <w:szCs w:val="20"/>
+              </w:rPr>
+              <w:t>date_rdv</w:t>
+            </w:r>
+            <w:proofErr w:type="spellEnd"/>
+            <w:r>
+              <w:rPr>
+                <w:sz w:val="20"/>
+                <w:szCs w:val="20"/>
+              </w:rPr>
+              <w:t xml:space="preserve"> dans la clause WHERE "aveugle" l'optimiseur et empêche l'utilisation de tout index sur les dates.</w:t>
+            </w:r>
+          </w:p>
+        </w:tc>
+      </w:tr>
+      <w:tr>
+        <w:tc>
+          <w:tcPr>
+            <w:tcW w:w="2263" w:type="dxa"/>
+          </w:tcPr>
+          <w:p>
+            <w:pPr>
+              <w:rPr>
+                <w:sz w:val="20"/>
+                <w:szCs w:val="20"/>
+              </w:rPr>
+            </w:pPr>
+            <w:r>
+              <w:rPr>
+                <w:sz w:val="20"/>
+                <w:szCs w:val="20"/>
+              </w:rPr>
+              <w:t xml:space="preserve">  Essaie optimisation 1</w:t>
+            </w:r>
+          </w:p>
+        </w:tc>
+        <w:tc>
+          <w:tcPr>
+            <w:tcW w:w="6367" w:type="dxa"/>
+          </w:tcPr>
+          <w:p>
+            <w:pPr>
+              <w:rPr>
+                <w:sz w:val="20"/>
+                <w:szCs w:val="20"/>
+              </w:rPr>
+            </w:pPr>
+            <w:r>
+              <w:rPr>
+                <w:sz w:val="20"/>
+                <w:szCs w:val="20"/>
+              </w:rPr>
+              <w:t>Remplacement de la sous-requête par une fonction analytique globale et réécriture de la condition de date avec des bornes (&gt;= et &lt;).</w:t>
+            </w:r>
+          </w:p>
+          <w:p>
+            <w:pPr>
+              <w:rPr>
+                <w:sz w:val="20"/>
+                <w:szCs w:val="20"/>
+              </w:rPr>
+            </w:pPr>
+            <w:r>
+              <w:rPr>
+                <w:sz w:val="20"/>
+                <w:szCs w:val="20"/>
+              </w:rPr>
+              <w:t xml:space="preserve">WHERE </w:t>
+            </w:r>
+            <w:proofErr w:type="spellStart"/>
+            <w:proofErr w:type="gramStart"/>
+            <w:r>
+              <w:rPr>
+                <w:sz w:val="20"/>
+                <w:szCs w:val="20"/>
+              </w:rPr>
+              <w:t>rdv.date</w:t>
+            </w:r>
+            <w:proofErr w:type="gramEnd"/>
+            <w:r>
+              <w:rPr>
+                <w:sz w:val="20"/>
+                <w:szCs w:val="20"/>
+              </w:rPr>
+              <w:t>_rdv</w:t>
+            </w:r>
+            <w:proofErr w:type="spellEnd"/>
+            <w:r>
+              <w:rPr>
+                <w:sz w:val="20"/>
+                <w:szCs w:val="20"/>
+              </w:rPr>
+              <w:t xml:space="preserve"> &gt;= TO_</w:t>
+            </w:r>
+            <w:proofErr w:type="gramStart"/>
+            <w:r>
+              <w:rPr>
+                <w:sz w:val="20"/>
+                <w:szCs w:val="20"/>
+              </w:rPr>
+              <w:t>DATE(</w:t>
+            </w:r>
+            <w:proofErr w:type="gramEnd"/>
+            <w:r>
+              <w:rPr>
+                <w:sz w:val="20"/>
+                <w:szCs w:val="20"/>
+              </w:rPr>
+              <w:t xml:space="preserve">'2026-01-01', 'YYYY-MM-DD') AND </w:t>
+            </w:r>
+            <w:proofErr w:type="spellStart"/>
+            <w:proofErr w:type="gramStart"/>
+            <w:r>
+              <w:rPr>
+                <w:sz w:val="20"/>
+                <w:szCs w:val="20"/>
+              </w:rPr>
+              <w:t>rdv.date</w:t>
+            </w:r>
+            <w:proofErr w:type="gramEnd"/>
+            <w:r>
+              <w:rPr>
+                <w:sz w:val="20"/>
+                <w:szCs w:val="20"/>
+              </w:rPr>
+              <w:t>_rdv</w:t>
+            </w:r>
+            <w:proofErr w:type="spellEnd"/>
+            <w:r>
+              <w:rPr>
+                <w:sz w:val="20"/>
+                <w:szCs w:val="20"/>
+              </w:rPr>
+              <w:t xml:space="preserve"> &lt; TO_</w:t>
+            </w:r>
+            <w:proofErr w:type="gramStart"/>
+            <w:r>
+              <w:rPr>
+                <w:sz w:val="20"/>
+                <w:szCs w:val="20"/>
+              </w:rPr>
+              <w:t>DATE(</w:t>
+            </w:r>
+            <w:proofErr w:type="gramEnd"/>
+            <w:r>
+              <w:rPr>
+                <w:sz w:val="20"/>
+                <w:szCs w:val="20"/>
+              </w:rPr>
+              <w:t>'2027-01-01', 'YYYY-MM-DD') AND TO_</w:t>
+            </w:r>
+            <w:proofErr w:type="gramStart"/>
+            <w:r>
+              <w:rPr>
+                <w:sz w:val="20"/>
+                <w:szCs w:val="20"/>
+              </w:rPr>
+              <w:t>CHAR(</w:t>
+            </w:r>
+            <w:proofErr w:type="spellStart"/>
+            <w:r>
+              <w:rPr>
+                <w:sz w:val="20"/>
+                <w:szCs w:val="20"/>
+              </w:rPr>
+              <w:t>rdv.date</w:t>
+            </w:r>
+            <w:proofErr w:type="gramEnd"/>
+            <w:r>
+              <w:rPr>
+                <w:sz w:val="20"/>
+                <w:szCs w:val="20"/>
+              </w:rPr>
+              <w:t>_rdv</w:t>
+            </w:r>
+            <w:proofErr w:type="spellEnd"/>
+            <w:r>
+              <w:rPr>
+                <w:sz w:val="20"/>
+                <w:szCs w:val="20"/>
+              </w:rPr>
+              <w:t>, 'DY', 'NLS_DATE_LANGUAGE=AMERICAN') IN ('SAT', 'SUN')</w:t>
+            </w:r>
+          </w:p>
+        </w:tc>
+      </w:tr>
+      <w:tr>
+        <w:tc>
+          <w:tcPr>
+            <w:tcW w:w="2263" w:type="dxa"/>
+          </w:tcPr>
+          <w:p>
+            <w:pPr>
+              <w:rPr>
+                <w:sz w:val="20"/>
+                <w:szCs w:val="20"/>
+              </w:rPr>
+            </w:pPr>
+            <w:r>
+              <w:rPr>
+                <w:sz w:val="20"/>
+                <w:szCs w:val="20"/>
+              </w:rPr>
+              <w:t xml:space="preserve">  Plan de traitement</w:t>
+            </w:r>
+          </w:p>
+        </w:tc>
+        <w:tc>
+          <w:tcPr>
+            <w:tcW w:w="6367" w:type="dxa"/>
+          </w:tcPr>
+          <w:p>
+            <w:r>
+              <w:drawing>
+                <wp:inline distT="0" distB="0" distL="0" distR="0" wp14:anchorId="581C6930" wp14:editId="45171945">
+                  <wp:extent cx="3714750" cy="1819275"/>
+                  <wp:effectExtent l="0" t="0" r="0" b="9525"/>
+                  <wp:docPr id="2043099029" name="Image 1"/>
+                  <wp:cNvGraphicFramePr>
+                    <a:graphicFrameLocks xmlns:a="http://schemas.openxmlformats.org/drawingml/2006/main" noChangeAspect="1"/>
+                  </wp:cNvGraphicFramePr>
+                  <a:graphic xmlns:a="http://schemas.openxmlformats.org/drawingml/2006/main">
+                    <a:graphicData uri="http://schemas.openxmlformats.org/drawingml/2006/picture">
+                      <pic:pic xmlns:pic="http://schemas.openxmlformats.org/drawingml/2006/picture">
+                        <pic:nvPicPr>
+                          <pic:cNvPr id="2043099029" name=""/>
+                          <pic:cNvPicPr/>
+                        </pic:nvPicPr>
+                        <pic:blipFill>
+                          <a:blip r:embed="rId15"/>
+                          <a:stretch>
+                            <a:fillRect/>
+                          </a:stretch>
+                        </pic:blipFill>
+                        <pic:spPr>
+                          <a:xfrm>
+                            <a:off x="0" y="0"/>
+                            <a:ext cx="3714750" cy="1819275"/>
+                          </a:xfrm>
+                          <a:prstGeom prst="rect">
+                            <a:avLst/>
+                          </a:prstGeom>
+                        </pic:spPr>
+                      </pic:pic>
+                    </a:graphicData>
+                  </a:graphic>
+                </wp:inline>
+              </w:drawing>
+            </w:r>
+          </w:p>
+          <w:p/>
+        </w:tc>
+      </w:tr>
+      <w:tr>
+        <w:tc>
+          <w:tcPr>
+            <w:tcW w:w="2263" w:type="dxa"/>
+          </w:tcPr>
+          <w:p>
+            <w:pPr>
+              <w:rPr>
+                <w:sz w:val="20"/>
+                <w:szCs w:val="20"/>
+              </w:rPr>
+            </w:pPr>
+            <w:r>
+              <w:rPr>
+                <w:sz w:val="20"/>
+                <w:szCs w:val="20"/>
+              </w:rPr>
+              <w:t xml:space="preserve">  </w:t>
+            </w:r>
+            <w:r>
+              <w:rPr>
+                <w:sz w:val="20"/>
+                <w:szCs w:val="20"/>
+              </w:rPr>
+              <w:t>Résultat</w:t>
+            </w:r>
+          </w:p>
+        </w:tc>
+        <w:tc>
+          <w:tcPr>
+            <w:tcW w:w="6367" w:type="dxa"/>
+          </w:tcPr>
+          <w:p>
+            <w:r>
+              <w:t>En supprimant la sous-requête grâce à SUM(COUNT(...)) OVER ()</w:t>
+            </w:r>
+            <w:r>
+              <w:t xml:space="preserve"> à réduit le travail du moteur oracle et le fait d’enlever la méthode </w:t>
+            </w:r>
+            <w:proofErr w:type="spellStart"/>
+            <w:proofErr w:type="gramStart"/>
+            <w:r>
+              <w:t>extract</w:t>
+            </w:r>
+            <w:proofErr w:type="spellEnd"/>
+            <w:r>
+              <w:t>(</w:t>
+            </w:r>
+            <w:proofErr w:type="spellStart"/>
+            <w:r>
+              <w:t>year</w:t>
+            </w:r>
+            <w:proofErr w:type="spellEnd"/>
+            <w:r>
+              <w:t>..</w:t>
+            </w:r>
+            <w:proofErr w:type="gramEnd"/>
+            <w:r>
+              <w:t xml:space="preserve">) </w:t>
+            </w:r>
+            <w:r>
+              <w:t>permet enfin d'utiliser l'index, ce qui diminue le coût CPU</w:t>
+            </w:r>
+            <w:r>
+              <w:t xml:space="preserve"> même si c’est de peu dans ce cas précis.</w:t>
+            </w:r>
+          </w:p>
+        </w:tc>
+      </w:tr>
+      <w:tr>
+        <w:tc>
+          <w:tcPr>
+            <w:tcW w:w="2263" w:type="dxa"/>
+          </w:tcPr>
+          <w:p>
+            <w:pPr>
+              <w:rPr>
+                <w:sz w:val="20"/>
+                <w:szCs w:val="20"/>
+              </w:rPr>
+            </w:pPr>
+            <w:r>
+              <w:rPr>
+                <w:sz w:val="20"/>
+                <w:szCs w:val="20"/>
+              </w:rPr>
+              <w:t xml:space="preserve">  Essaie optimisation </w:t>
+            </w:r>
+            <w:r>
+              <w:rPr>
+                <w:sz w:val="20"/>
+                <w:szCs w:val="20"/>
+              </w:rPr>
+              <w:t>2</w:t>
+            </w:r>
+          </w:p>
+        </w:tc>
+        <w:tc>
+          <w:tcPr>
+            <w:tcW w:w="6367" w:type="dxa"/>
+          </w:tcPr>
+          <w:p>
+            <w:pPr>
+              <w:rPr>
+                <w:sz w:val="20"/>
+                <w:szCs w:val="20"/>
+              </w:rPr>
+            </w:pPr>
+            <w:r>
+              <w:rPr>
+                <w:sz w:val="20"/>
+                <w:szCs w:val="20"/>
+              </w:rPr>
+              <w:t xml:space="preserve">Optimisation structurelle physique (DDL). On applique un partitionnement par intervalles (Range </w:t>
+            </w:r>
+            <w:proofErr w:type="spellStart"/>
+            <w:r>
+              <w:rPr>
+                <w:sz w:val="20"/>
+                <w:szCs w:val="20"/>
+              </w:rPr>
+              <w:t>Partitioning</w:t>
+            </w:r>
+            <w:proofErr w:type="spellEnd"/>
+            <w:r>
+              <w:rPr>
+                <w:sz w:val="20"/>
+                <w:szCs w:val="20"/>
+              </w:rPr>
+              <w:t xml:space="preserve">) sur l'année de la colonne </w:t>
+            </w:r>
+            <w:proofErr w:type="spellStart"/>
+            <w:r>
+              <w:rPr>
+                <w:sz w:val="20"/>
+                <w:szCs w:val="20"/>
+              </w:rPr>
+              <w:t>date_rdv</w:t>
+            </w:r>
+            <w:proofErr w:type="spellEnd"/>
+            <w:r>
+              <w:rPr>
+                <w:sz w:val="20"/>
+                <w:szCs w:val="20"/>
+              </w:rPr>
+              <w:t xml:space="preserve"> et on crée un index local (CREATE INDEX </w:t>
+            </w:r>
+            <w:proofErr w:type="spellStart"/>
+            <w:r>
+              <w:rPr>
+                <w:sz w:val="20"/>
+                <w:szCs w:val="20"/>
+              </w:rPr>
+              <w:t>idx_rdv_local</w:t>
+            </w:r>
+            <w:proofErr w:type="spellEnd"/>
+            <w:r>
+              <w:rPr>
+                <w:sz w:val="20"/>
+                <w:szCs w:val="20"/>
+              </w:rPr>
+              <w:t xml:space="preserve"> ON </w:t>
+            </w:r>
+            <w:proofErr w:type="spellStart"/>
+            <w:proofErr w:type="gramStart"/>
+            <w:r>
+              <w:rPr>
+                <w:sz w:val="20"/>
+                <w:szCs w:val="20"/>
+              </w:rPr>
+              <w:t>rendez</w:t>
+            </w:r>
+            <w:proofErr w:type="gramEnd"/>
+            <w:r>
+              <w:rPr>
+                <w:sz w:val="20"/>
+                <w:szCs w:val="20"/>
+              </w:rPr>
+              <w:t>_vous</w:t>
+            </w:r>
+            <w:proofErr w:type="spellEnd"/>
+            <w:r>
+              <w:rPr>
+                <w:sz w:val="20"/>
+                <w:szCs w:val="20"/>
+              </w:rPr>
+              <w:t>(</w:t>
+            </w:r>
+            <w:proofErr w:type="spellStart"/>
+            <w:r>
+              <w:rPr>
+                <w:sz w:val="20"/>
+                <w:szCs w:val="20"/>
+              </w:rPr>
+              <w:t>date_rdv</w:t>
+            </w:r>
+            <w:proofErr w:type="spellEnd"/>
+            <w:r>
+              <w:rPr>
+                <w:sz w:val="20"/>
+                <w:szCs w:val="20"/>
+              </w:rPr>
+              <w:t xml:space="preserve">) LOCAL;). La requête reste </w:t>
+            </w:r>
+            <w:r>
+              <w:rPr>
+                <w:b/>
+                <w:bCs/>
+                <w:sz w:val="20"/>
+                <w:szCs w:val="20"/>
+              </w:rPr>
+              <w:t>exactement la même</w:t>
+            </w:r>
+            <w:r>
+              <w:rPr>
+                <w:sz w:val="20"/>
+                <w:szCs w:val="20"/>
+              </w:rPr>
+              <w:t xml:space="preserve"> que dans l'essai 1.</w:t>
+            </w:r>
+          </w:p>
+          <w:p>
+            <w:pPr>
+              <w:rPr>
+                <w:sz w:val="20"/>
+                <w:szCs w:val="20"/>
+              </w:rPr>
+            </w:pPr>
+            <w:r>
+              <w:rPr>
+                <w:sz w:val="20"/>
+                <w:szCs w:val="20"/>
+              </w:rPr>
+              <w:t xml:space="preserve">Et création d’index </w:t>
+            </w:r>
+            <w:proofErr w:type="gramStart"/>
+            <w:r>
+              <w:rPr>
+                <w:sz w:val="20"/>
+                <w:szCs w:val="20"/>
+              </w:rPr>
+              <w:t>sur  l’</w:t>
+            </w:r>
+            <w:proofErr w:type="spellStart"/>
+            <w:r>
+              <w:rPr>
+                <w:sz w:val="20"/>
+                <w:szCs w:val="20"/>
+              </w:rPr>
+              <w:t>infirmiere</w:t>
+            </w:r>
+            <w:proofErr w:type="gramEnd"/>
+            <w:r>
+              <w:rPr>
+                <w:sz w:val="20"/>
+                <w:szCs w:val="20"/>
+              </w:rPr>
+              <w:t>_id</w:t>
+            </w:r>
+            <w:proofErr w:type="spellEnd"/>
+            <w:r>
+              <w:rPr>
+                <w:sz w:val="20"/>
+                <w:szCs w:val="20"/>
+              </w:rPr>
+              <w:t xml:space="preserve"> dans la table </w:t>
+            </w:r>
+            <w:proofErr w:type="spellStart"/>
+            <w:r>
+              <w:rPr>
+                <w:sz w:val="20"/>
+                <w:szCs w:val="20"/>
+              </w:rPr>
+              <w:t>rendez_vous</w:t>
+            </w:r>
+            <w:proofErr w:type="spellEnd"/>
+          </w:p>
+          <w:p>
+            <w:pPr>
+              <w:rPr>
+                <w:sz w:val="20"/>
+                <w:szCs w:val="20"/>
+              </w:rPr>
+            </w:pPr>
+          </w:p>
+        </w:tc>
+      </w:tr>
+      <w:tr>
+        <w:tc>
+          <w:tcPr>
+            <w:tcW w:w="2263" w:type="dxa"/>
+          </w:tcPr>
+          <w:p>
+            <w:pPr>
+              <w:rPr>
+                <w:sz w:val="20"/>
+                <w:szCs w:val="20"/>
+              </w:rPr>
+            </w:pPr>
+            <w:r>
+              <w:rPr>
+                <w:sz w:val="20"/>
+                <w:szCs w:val="20"/>
+              </w:rPr>
+              <w:lastRenderedPageBreak/>
+              <w:t xml:space="preserve">  </w:t>
+            </w:r>
+            <w:r>
+              <w:rPr>
+                <w:sz w:val="20"/>
+                <w:szCs w:val="20"/>
+              </w:rPr>
+              <w:t>Plan de traitement</w:t>
+            </w:r>
+          </w:p>
+        </w:tc>
+        <w:tc>
+          <w:tcPr>
+            <w:tcW w:w="6367" w:type="dxa"/>
+          </w:tcPr>
+          <w:p>
+            <w:r>
+              <w:drawing>
+                <wp:inline distT="0" distB="0" distL="0" distR="0" wp14:anchorId="0A130EA9" wp14:editId="1D644E28">
+                  <wp:extent cx="4305300" cy="981075"/>
+                  <wp:effectExtent l="0" t="0" r="0" b="9525"/>
+                  <wp:docPr id="460043331" name="Image 1"/>
+                  <wp:cNvGraphicFramePr>
+                    <a:graphicFrameLocks xmlns:a="http://schemas.openxmlformats.org/drawingml/2006/main" noChangeAspect="1"/>
+                  </wp:cNvGraphicFramePr>
+                  <a:graphic xmlns:a="http://schemas.openxmlformats.org/drawingml/2006/main">
+                    <a:graphicData uri="http://schemas.openxmlformats.org/drawingml/2006/picture">
+                      <pic:pic xmlns:pic="http://schemas.openxmlformats.org/drawingml/2006/picture">
+                        <pic:nvPicPr>
+                          <pic:cNvPr id="460043331" name=""/>
+                          <pic:cNvPicPr/>
+                        </pic:nvPicPr>
+                        <pic:blipFill>
+                          <a:blip r:embed="rId16"/>
+                          <a:stretch>
+                            <a:fillRect/>
+                          </a:stretch>
+                        </pic:blipFill>
+                        <pic:spPr>
+                          <a:xfrm>
+                            <a:off x="0" y="0"/>
+                            <a:ext cx="4305300" cy="981075"/>
+                          </a:xfrm>
+                          <a:prstGeom prst="rect">
+                            <a:avLst/>
+                          </a:prstGeom>
+                        </pic:spPr>
+                      </pic:pic>
+                    </a:graphicData>
+                  </a:graphic>
+                </wp:inline>
+              </w:drawing>
+            </w:r>
+          </w:p>
+        </w:tc>
+      </w:tr>
+      <w:tr>
+        <w:tc>
+          <w:tcPr>
+            <w:tcW w:w="2263" w:type="dxa"/>
+          </w:tcPr>
+          <w:p>
+            <w:pPr>
+              <w:rPr>
+                <w:sz w:val="20"/>
+                <w:szCs w:val="20"/>
+              </w:rPr>
+            </w:pPr>
+            <w:r>
+              <w:rPr>
+                <w:sz w:val="20"/>
+                <w:szCs w:val="20"/>
+              </w:rPr>
+              <w:t xml:space="preserve">  </w:t>
+            </w:r>
+            <w:r>
+              <w:rPr>
+                <w:sz w:val="20"/>
+                <w:szCs w:val="20"/>
+              </w:rPr>
+              <w:t>Résultat</w:t>
+            </w:r>
+          </w:p>
+        </w:tc>
+        <w:tc>
+          <w:tcPr>
+            <w:tcW w:w="6367" w:type="dxa"/>
+          </w:tcPr>
+          <w:p>
+            <w:r>
+              <w:t>On voit l’utilisation d’index et partition sur l’année des rendez-vous</w:t>
+            </w:r>
+          </w:p>
+        </w:tc>
+      </w:tr>
+      <w:tr>
+        <w:tc>
+          <w:tcPr>
+            <w:tcW w:w="2263" w:type="dxa"/>
+          </w:tcPr>
+          <w:p>
+            <w:pPr>
+              <w:rPr>
+                <w:sz w:val="20"/>
+                <w:szCs w:val="20"/>
+              </w:rPr>
+            </w:pPr>
+            <w:r>
+              <w:rPr>
+                <w:sz w:val="20"/>
+                <w:szCs w:val="20"/>
+              </w:rPr>
+              <w:t>À améliorer…</w:t>
             </w:r>
           </w:p>
         </w:tc>
@@ -1696,286 +3743,6 @@
                 <w:szCs w:val="20"/>
               </w:rPr>
             </w:pPr>
-            <w:r>
-              <w:rPr>
-                <w:sz w:val="20"/>
-                <w:szCs w:val="20"/>
-              </w:rPr>
-              <w:t>Plan de traitement</w:t>
-            </w:r>
-          </w:p>
-        </w:tc>
-        <w:tc>
-          <w:tcPr>
-            <w:tcW w:w="6367" w:type="dxa"/>
-          </w:tcPr>
-          <w:p/>
-        </w:tc>
-      </w:tr>
-      <w:tr>
-        <w:tc>
-          <w:tcPr>
-            <w:tcW w:w="2263" w:type="dxa"/>
-          </w:tcPr>
-          <w:p>
-            <w:pPr>
-              <w:rPr>
-                <w:sz w:val="20"/>
-                <w:szCs w:val="20"/>
-              </w:rPr>
-            </w:pPr>
-            <w:r>
-              <w:rPr>
-                <w:sz w:val="20"/>
-                <w:szCs w:val="20"/>
-              </w:rPr>
-              <w:t>À améliorer</w:t>
-            </w:r>
-          </w:p>
-        </w:tc>
-        <w:tc>
-          <w:tcPr>
-            <w:tcW w:w="6367" w:type="dxa"/>
-          </w:tcPr>
-          <w:p/>
-        </w:tc>
-      </w:tr>
-      <w:tr>
-        <w:tc>
-          <w:tcPr>
-            <w:tcW w:w="2263" w:type="dxa"/>
-          </w:tcPr>
-          <w:p>
-            <w:pPr>
-              <w:rPr>
-                <w:sz w:val="20"/>
-                <w:szCs w:val="20"/>
-              </w:rPr>
-            </w:pPr>
-            <w:r>
-              <w:rPr>
-                <w:sz w:val="20"/>
-                <w:szCs w:val="20"/>
-              </w:rPr>
-              <w:t xml:space="preserve">  Essaie optimisation 1</w:t>
-            </w:r>
-          </w:p>
-        </w:tc>
-        <w:tc>
-          <w:tcPr>
-            <w:tcW w:w="6367" w:type="dxa"/>
-          </w:tcPr>
-          <w:p/>
-        </w:tc>
-      </w:tr>
-      <w:tr>
-        <w:tc>
-          <w:tcPr>
-            <w:tcW w:w="2263" w:type="dxa"/>
-          </w:tcPr>
-          <w:p>
-            <w:pPr>
-              <w:rPr>
-                <w:sz w:val="20"/>
-                <w:szCs w:val="20"/>
-              </w:rPr>
-            </w:pPr>
-            <w:r>
-              <w:rPr>
-                <w:sz w:val="20"/>
-                <w:szCs w:val="20"/>
-              </w:rPr>
-              <w:t xml:space="preserve">  Plan de traitement</w:t>
-            </w:r>
-          </w:p>
-        </w:tc>
-        <w:tc>
-          <w:tcPr>
-            <w:tcW w:w="6367" w:type="dxa"/>
-          </w:tcPr>
-          <w:p/>
-        </w:tc>
-      </w:tr>
-      <w:tr>
-        <w:tc>
-          <w:tcPr>
-            <w:tcW w:w="2263" w:type="dxa"/>
-          </w:tcPr>
-          <w:p>
-            <w:pPr>
-              <w:rPr>
-                <w:sz w:val="20"/>
-                <w:szCs w:val="20"/>
-              </w:rPr>
-            </w:pPr>
-            <w:r>
-              <w:rPr>
-                <w:sz w:val="20"/>
-                <w:szCs w:val="20"/>
-              </w:rPr>
-              <w:t xml:space="preserve">  </w:t>
-            </w:r>
-            <w:r>
-              <w:rPr>
-                <w:sz w:val="20"/>
-                <w:szCs w:val="20"/>
-              </w:rPr>
-              <w:t>Résultat</w:t>
-            </w:r>
-          </w:p>
-        </w:tc>
-        <w:tc>
-          <w:tcPr>
-            <w:tcW w:w="6367" w:type="dxa"/>
-          </w:tcPr>
-          <w:p/>
-        </w:tc>
-      </w:tr>
-      <w:tr>
-        <w:tc>
-          <w:tcPr>
-            <w:tcW w:w="2263" w:type="dxa"/>
-          </w:tcPr>
-          <w:p>
-            <w:pPr>
-              <w:rPr>
-                <w:sz w:val="20"/>
-                <w:szCs w:val="20"/>
-              </w:rPr>
-            </w:pPr>
-            <w:r>
-              <w:rPr>
-                <w:sz w:val="20"/>
-                <w:szCs w:val="20"/>
-              </w:rPr>
-              <w:t xml:space="preserve">  Essaie optimisation </w:t>
-            </w:r>
-            <w:r>
-              <w:rPr>
-                <w:sz w:val="20"/>
-                <w:szCs w:val="20"/>
-              </w:rPr>
-              <w:t>2</w:t>
-            </w:r>
-          </w:p>
-        </w:tc>
-        <w:tc>
-          <w:tcPr>
-            <w:tcW w:w="6367" w:type="dxa"/>
-          </w:tcPr>
-          <w:p/>
-        </w:tc>
-      </w:tr>
-      <w:tr>
-        <w:tc>
-          <w:tcPr>
-            <w:tcW w:w="2263" w:type="dxa"/>
-          </w:tcPr>
-          <w:p>
-            <w:pPr>
-              <w:rPr>
-                <w:sz w:val="20"/>
-                <w:szCs w:val="20"/>
-              </w:rPr>
-            </w:pPr>
-            <w:r>
-              <w:rPr>
-                <w:sz w:val="20"/>
-                <w:szCs w:val="20"/>
-              </w:rPr>
-              <w:t xml:space="preserve">  </w:t>
-            </w:r>
-            <w:r>
-              <w:rPr>
-                <w:sz w:val="20"/>
-                <w:szCs w:val="20"/>
-              </w:rPr>
-              <w:t>Plan de traitement</w:t>
-            </w:r>
-          </w:p>
-        </w:tc>
-        <w:tc>
-          <w:tcPr>
-            <w:tcW w:w="6367" w:type="dxa"/>
-          </w:tcPr>
-          <w:p/>
-        </w:tc>
-      </w:tr>
-      <w:tr>
-        <w:tc>
-          <w:tcPr>
-            <w:tcW w:w="2263" w:type="dxa"/>
-          </w:tcPr>
-          <w:p>
-            <w:pPr>
-              <w:rPr>
-                <w:sz w:val="20"/>
-                <w:szCs w:val="20"/>
-              </w:rPr>
-            </w:pPr>
-            <w:r>
-              <w:rPr>
-                <w:sz w:val="20"/>
-                <w:szCs w:val="20"/>
-              </w:rPr>
-              <w:t xml:space="preserve">  </w:t>
-            </w:r>
-            <w:r>
-              <w:rPr>
-                <w:sz w:val="20"/>
-                <w:szCs w:val="20"/>
-              </w:rPr>
-              <w:t>Résultat</w:t>
-            </w:r>
-          </w:p>
-        </w:tc>
-        <w:tc>
-          <w:tcPr>
-            <w:tcW w:w="6367" w:type="dxa"/>
-          </w:tcPr>
-          <w:p/>
-        </w:tc>
-      </w:tr>
-      <w:tr>
-        <w:tc>
-          <w:tcPr>
-            <w:tcW w:w="2263" w:type="dxa"/>
-          </w:tcPr>
-          <w:p>
-            <w:pPr>
-              <w:rPr>
-                <w:sz w:val="20"/>
-                <w:szCs w:val="20"/>
-              </w:rPr>
-            </w:pPr>
-            <w:r>
-              <w:rPr>
-                <w:sz w:val="20"/>
-                <w:szCs w:val="20"/>
-              </w:rPr>
-              <w:t>À améliorer…</w:t>
-            </w:r>
-          </w:p>
-        </w:tc>
-        <w:tc>
-          <w:tcPr>
-            <w:tcW w:w="6367" w:type="dxa"/>
-          </w:tcPr>
-          <w:p/>
-        </w:tc>
-      </w:tr>
-      <w:tr>
-        <w:tc>
-          <w:tcPr>
-            <w:tcW w:w="2263" w:type="dxa"/>
-          </w:tcPr>
-          <w:p>
-            <w:pPr>
-              <w:rPr>
-                <w:sz w:val="20"/>
-                <w:szCs w:val="20"/>
-              </w:rPr>
-            </w:pPr>
           </w:p>
         </w:tc>
         <w:tc>
@@ -1989,7 +3756,7 @@
     <w:p/>
     <w:p/>
     <w:sectPr>
-      <w:headerReference w:type="default" r:id="rId14"/>
+      <w:headerReference w:type="default" r:id="rId17"/>
       <w:pgSz w:w="12240" w:h="15840"/>
       <w:pgMar w:top="1440" w:right="1800" w:bottom="1440" w:left="1800" w:header="708" w:footer="708" w:gutter="0"/>
       <w:cols w:space="708"/>
@@ -3469,6 +5236,15 @@
 </file>
 
 <file path=customXml/item1.xml><?xml version="1.0" encoding="utf-8"?>
+<?mso-contentType ?>
+<FormTemplates xmlns="http://schemas.microsoft.com/sharepoint/v3/contenttype/forms">
+  <Display>DocumentLibraryForm</Display>
+  <Edit>DocumentLibraryForm</Edit>
+  <New>DocumentLibraryForm</New>
+</FormTemplates>
+</file>
+
+<file path=customXml/item2.xml><?xml version="1.0" encoding="utf-8"?>
 <ct:contentTypeSchema xmlns:ct="http://schemas.microsoft.com/office/2006/metadata/contentType" xmlns:ma="http://schemas.microsoft.com/office/2006/metadata/properties/metaAttributes" ct:_="" ma:_="" ma:contentTypeName="Document" ma:contentTypeID="0x010100C4C6D36981CFAA4A900C09C46A6D7E6B" ma:contentTypeVersion="0" ma:contentTypeDescription="Crée un document." ma:contentTypeScope="" ma:versionID="54dd15c1c0b9ceecb2c39833fae95114">
   <xsd:schema xmlns:xsd="http://www.w3.org/2001/XMLSchema" xmlns:xs="http://www.w3.org/2001/XMLSchema" xmlns:p="http://schemas.microsoft.com/office/2006/metadata/properties" targetNamespace="http://schemas.microsoft.com/office/2006/metadata/properties" ma:root="true" ma:fieldsID="935ec9c0e90322864eb5b367de8fc2ed">
     <xsd:element name="properties">
@@ -3582,15 +5358,6 @@
 </ct:contentTypeSchema>
 </file>
 
-<file path=customXml/item2.xml><?xml version="1.0" encoding="utf-8"?>
-<?mso-contentType ?>
-<FormTemplates xmlns="http://schemas.microsoft.com/sharepoint/v3/contenttype/forms">
-  <Display>DocumentLibraryForm</Display>
-  <Edit>DocumentLibraryForm</Edit>
-  <New>DocumentLibraryForm</New>
-</FormTemplates>
-</file>
-
 <file path=customXml/item3.xml><?xml version="1.0" encoding="utf-8"?>
 <p:properties xmlns:p="http://schemas.microsoft.com/office/2006/metadata/properties" xmlns:xsi="http://www.w3.org/2001/XMLSchema-instance" xmlns:pc="http://schemas.microsoft.com/office/infopath/2007/PartnerControls">
   <documentManagement/>
@@ -3598,6 +5365,14 @@
 </file>
 
 <file path=customXml/itemProps1.xml><?xml version="1.0" encoding="utf-8"?>
+<ds:datastoreItem xmlns:ds="http://schemas.openxmlformats.org/officeDocument/2006/customXml" ds:itemID="{AB80BE61-9876-4A79-8409-48A60878E239}">
+  <ds:schemaRefs>
+    <ds:schemaRef ds:uri="http://schemas.microsoft.com/sharepoint/v3/contenttype/forms"/>
+  </ds:schemaRefs>
+</ds:datastoreItem>
+</file>
+
+<file path=customXml/itemProps2.xml><?xml version="1.0" encoding="utf-8"?>
 <ds:datastoreItem xmlns:ds="http://schemas.openxmlformats.org/officeDocument/2006/customXml" ds:itemID="{090273F8-B4D1-43ED-947A-A788297E77EB}">
   <ds:schemaRefs>
     <ds:schemaRef ds:uri="http://schemas.microsoft.com/office/2006/metadata/contentType"/>
@@ -3613,14 +5388,6 @@
 </ds:datastoreItem>
 </file>
 
-<file path=customXml/itemProps2.xml><?xml version="1.0" encoding="utf-8"?>
-<ds:datastoreItem xmlns:ds="http://schemas.openxmlformats.org/officeDocument/2006/customXml" ds:itemID="{AB80BE61-9876-4A79-8409-48A60878E239}">
-  <ds:schemaRefs>
-    <ds:schemaRef ds:uri="http://schemas.microsoft.com/sharepoint/v3/contenttype/forms"/>
-  </ds:schemaRefs>
-</ds:datastoreItem>
-</file>
-
 <file path=customXml/itemProps3.xml><?xml version="1.0" encoding="utf-8"?>
 <ds:datastoreItem xmlns:ds="http://schemas.openxmlformats.org/officeDocument/2006/customXml" ds:itemID="{5CBB112A-CB35-48DD-AA2A-6CAECDD1B6D9}">
   <ds:schemaRefs>
